--- a/docs/제출물/S1-AI활용기록.docx
+++ b/docs/제출물/S1-AI활용기록.docx
@@ -96,11 +96,18 @@
         <w:gridCol w:w="2880"/>
       </w:tblGrid>
       <w:tr>
+        <w:trPr>
+          <w:tblHeader w:val="true"/>
+          <w:cantSplit/>
+        </w:trPr>
         <w:tc>
           <w:tcPr>
             <w:tcW w:type="dxa" w:w="2880"/>
           </w:tcPr>
           <w:p>
+            <w:pPr>
+              <w:keepNext/>
+            </w:pPr>
             <w:r>
               <w:rPr>
                 <w:b/>
@@ -121,6 +128,9 @@
             <w:tcW w:type="dxa" w:w="2880"/>
           </w:tcPr>
           <w:p>
+            <w:pPr>
+              <w:keepNext/>
+            </w:pPr>
             <w:r>
               <w:rPr>
                 <w:b/>
@@ -141,6 +151,9 @@
             <w:tcW w:type="dxa" w:w="2880"/>
           </w:tcPr>
           <w:p>
+            <w:pPr>
+              <w:keepNext/>
+            </w:pPr>
             <w:r>
               <w:rPr>
                 <w:b/>
@@ -158,6 +171,9 @@
         </w:tc>
       </w:tr>
       <w:tr>
+        <w:trPr>
+          <w:cantSplit/>
+        </w:trPr>
         <w:tc>
           <w:tcPr>
             <w:tcW w:type="dxa" w:w="2880"/>
@@ -221,6 +237,9 @@
         </w:tc>
       </w:tr>
       <w:tr>
+        <w:trPr>
+          <w:cantSplit/>
+        </w:trPr>
         <w:tc>
           <w:tcPr>
             <w:tcW w:type="dxa" w:w="2880"/>
@@ -299,6 +318,9 @@
         </w:tc>
       </w:tr>
       <w:tr>
+        <w:trPr>
+          <w:cantSplit/>
+        </w:trPr>
         <w:tc>
           <w:tcPr>
             <w:tcW w:type="dxa" w:w="2880"/>
@@ -346,6 +368,9 @@
         </w:tc>
       </w:tr>
       <w:tr>
+        <w:trPr>
+          <w:cantSplit/>
+        </w:trPr>
         <w:tc>
           <w:tcPr>
             <w:tcW w:type="dxa" w:w="2880"/>
@@ -1137,11 +1162,18 @@
         <w:gridCol w:w="2880"/>
       </w:tblGrid>
       <w:tr>
+        <w:trPr>
+          <w:tblHeader w:val="true"/>
+          <w:cantSplit/>
+        </w:trPr>
         <w:tc>
           <w:tcPr>
             <w:tcW w:type="dxa" w:w="2880"/>
           </w:tcPr>
           <w:p>
+            <w:pPr>
+              <w:keepNext/>
+            </w:pPr>
             <w:r>
               <w:rPr>
                 <w:b/>
@@ -1162,6 +1194,9 @@
             <w:tcW w:type="dxa" w:w="2880"/>
           </w:tcPr>
           <w:p>
+            <w:pPr>
+              <w:keepNext/>
+            </w:pPr>
             <w:r>
               <w:rPr>
                 <w:b/>
@@ -1182,6 +1217,9 @@
             <w:tcW w:type="dxa" w:w="2880"/>
           </w:tcPr>
           <w:p>
+            <w:pPr>
+              <w:keepNext/>
+            </w:pPr>
             <w:r>
               <w:rPr>
                 <w:b/>
@@ -1199,6 +1237,9 @@
         </w:tc>
       </w:tr>
       <w:tr>
+        <w:trPr>
+          <w:cantSplit/>
+        </w:trPr>
         <w:tc>
           <w:tcPr>
             <w:tcW w:type="dxa" w:w="2880"/>
@@ -1246,6 +1287,9 @@
         </w:tc>
       </w:tr>
       <w:tr>
+        <w:trPr>
+          <w:cantSplit/>
+        </w:trPr>
         <w:tc>
           <w:tcPr>
             <w:tcW w:type="dxa" w:w="2880"/>
@@ -1293,6 +1337,9 @@
         </w:tc>
       </w:tr>
       <w:tr>
+        <w:trPr>
+          <w:cantSplit/>
+        </w:trPr>
         <w:tc>
           <w:tcPr>
             <w:tcW w:type="dxa" w:w="2880"/>
@@ -1340,6 +1387,9 @@
         </w:tc>
       </w:tr>
       <w:tr>
+        <w:trPr>
+          <w:cantSplit/>
+        </w:trPr>
         <w:tc>
           <w:tcPr>
             <w:tcW w:type="dxa" w:w="2880"/>
@@ -2257,11 +2307,18 @@
         <w:gridCol w:w="2160"/>
       </w:tblGrid>
       <w:tr>
+        <w:trPr>
+          <w:tblHeader w:val="true"/>
+          <w:cantSplit/>
+        </w:trPr>
         <w:tc>
           <w:tcPr>
             <w:tcW w:type="dxa" w:w="2160"/>
           </w:tcPr>
           <w:p>
+            <w:pPr>
+              <w:keepNext/>
+            </w:pPr>
             <w:r>
               <w:rPr>
                 <w:b/>
@@ -2282,6 +2339,9 @@
             <w:tcW w:type="dxa" w:w="2160"/>
           </w:tcPr>
           <w:p>
+            <w:pPr>
+              <w:keepNext/>
+            </w:pPr>
             <w:r>
               <w:rPr>
                 <w:b/>
@@ -2302,6 +2362,9 @@
             <w:tcW w:type="dxa" w:w="2160"/>
           </w:tcPr>
           <w:p>
+            <w:pPr>
+              <w:keepNext/>
+            </w:pPr>
             <w:r>
               <w:rPr>
                 <w:b/>
@@ -2322,6 +2385,9 @@
             <w:tcW w:type="dxa" w:w="2160"/>
           </w:tcPr>
           <w:p>
+            <w:pPr>
+              <w:keepNext/>
+            </w:pPr>
             <w:r>
               <w:rPr>
                 <w:b/>
@@ -2339,6 +2405,9 @@
         </w:tc>
       </w:tr>
       <w:tr>
+        <w:trPr>
+          <w:cantSplit/>
+        </w:trPr>
         <w:tc>
           <w:tcPr>
             <w:tcW w:type="dxa" w:w="2160"/>
@@ -2417,6 +2486,9 @@
         </w:tc>
       </w:tr>
       <w:tr>
+        <w:trPr>
+          <w:cantSplit/>
+        </w:trPr>
         <w:tc>
           <w:tcPr>
             <w:tcW w:type="dxa" w:w="2160"/>
@@ -2488,6 +2560,9 @@
         </w:tc>
       </w:tr>
       <w:tr>
+        <w:trPr>
+          <w:cantSplit/>
+        </w:trPr>
         <w:tc>
           <w:tcPr>
             <w:tcW w:type="dxa" w:w="2160"/>
@@ -2551,6 +2626,9 @@
         </w:tc>
       </w:tr>
       <w:tr>
+        <w:trPr>
+          <w:cantSplit/>
+        </w:trPr>
         <w:tc>
           <w:tcPr>
             <w:tcW w:type="dxa" w:w="2160"/>
@@ -3037,16 +3115,7 @@
           <w:rFonts w:ascii="맑은 고딕" w:hAnsi="맑은 고딕"/>
           <w:sz w:val="21"/>
         </w:rPr>
-        <w:t>.</w:t>
-      </w:r>
-    </w:p>
-    <w:p>
-      <w:r>
-        <w:rPr>
-          <w:rFonts w:ascii="맑은 고딕" w:hAnsi="맑은 고딕"/>
-          <w:sz w:val="21"/>
-        </w:rPr>
-        <w:t>경고만 찍고 파일을 남기면 사람이 그걸 커밋합니다</w:t>
+        <w:t>. 경고만 찍고 파일을 남기면 사람이 그걸 커밋합니다</w:t>
       </w:r>
     </w:p>
     <w:p>
@@ -3058,10 +3127,8 @@
           <w:rFonts w:ascii="맑은 고딕" w:hAnsi="맑은 고딕"/>
           <w:sz w:val="21"/>
         </w:rPr>
-        <w:t>감사 규칙 정교화 — 길이만 보면 git 해시·UUID가 다 걸려 경고가 시끄러워지고,</w:t>
+        <w:t xml:space="preserve">감사 규칙 정교화 — 길이만 보면 git 해시·UUID가 다 걸려 경고가 시끄러워지고, </w:t>
       </w:r>
-    </w:p>
-    <w:p>
       <w:r>
         <w:rPr>
           <w:rFonts w:ascii="맑은 고딕" w:hAnsi="맑은 고딕"/>
@@ -3203,11 +3270,18 @@
         <w:gridCol w:w="4320"/>
       </w:tblGrid>
       <w:tr>
+        <w:trPr>
+          <w:tblHeader w:val="true"/>
+          <w:cantSplit/>
+        </w:trPr>
         <w:tc>
           <w:tcPr>
             <w:tcW w:type="dxa" w:w="4320"/>
           </w:tcPr>
           <w:p>
+            <w:pPr>
+              <w:keepNext/>
+            </w:pPr>
             <w:r>
               <w:rPr>
                 <w:b/>
@@ -3228,6 +3302,9 @@
             <w:tcW w:type="dxa" w:w="4320"/>
           </w:tcPr>
           <w:p>
+            <w:pPr>
+              <w:keepNext/>
+            </w:pPr>
             <w:r>
               <w:rPr>
                 <w:b/>
@@ -3245,6 +3322,9 @@
         </w:tc>
       </w:tr>
       <w:tr>
+        <w:trPr>
+          <w:cantSplit/>
+        </w:trPr>
         <w:tc>
           <w:tcPr>
             <w:tcW w:type="dxa" w:w="4320"/>
@@ -3285,6 +3365,9 @@
         </w:tc>
       </w:tr>
       <w:tr>
+        <w:trPr>
+          <w:cantSplit/>
+        </w:trPr>
         <w:tc>
           <w:tcPr>
             <w:tcW w:type="dxa" w:w="4320"/>
@@ -3339,6 +3422,9 @@
         </w:tc>
       </w:tr>
       <w:tr>
+        <w:trPr>
+          <w:cantSplit/>
+        </w:trPr>
         <w:tc>
           <w:tcPr>
             <w:tcW w:type="dxa" w:w="4320"/>
@@ -3379,6 +3465,9 @@
         </w:tc>
       </w:tr>
       <w:tr>
+        <w:trPr>
+          <w:cantSplit/>
+        </w:trPr>
         <w:tc>
           <w:tcPr>
             <w:tcW w:type="dxa" w:w="4320"/>
@@ -3419,6 +3508,9 @@
         </w:tc>
       </w:tr>
       <w:tr>
+        <w:trPr>
+          <w:cantSplit/>
+        </w:trPr>
         <w:tc>
           <w:tcPr>
             <w:tcW w:type="dxa" w:w="4320"/>
@@ -3452,6 +3544,9 @@
         </w:tc>
       </w:tr>
       <w:tr>
+        <w:trPr>
+          <w:cantSplit/>
+        </w:trPr>
         <w:tc>
           <w:tcPr>
             <w:tcW w:type="dxa" w:w="4320"/>
@@ -3581,16 +3676,7 @@
           <w:rFonts w:ascii="맑은 고딕" w:hAnsi="맑은 고딕"/>
           <w:sz w:val="21"/>
         </w:rPr>
-        <w:t>으로만 스팸을 보여주는 클로커는 확정까지 못 갑니다.</w:t>
-      </w:r>
-    </w:p>
-    <w:p>
-      <w:r>
-        <w:rPr>
-          <w:rFonts w:ascii="맑은 고딕" w:hAnsi="맑은 고딕"/>
-          <w:sz w:val="21"/>
-        </w:rPr>
-        <w:t>실측 표를 README에 실었고, 확정 임계가 표본 수와 어떻게 엮이는지도 적었습니다.</w:t>
+        <w:t>으로만 스팸을 보여주는 클로커는 확정까지 못 갑니다. 실측 표를 README에 실었고, 확정 임계가 표본 수와 어떻게 엮이는지도 적었습니다.</w:t>
       </w:r>
     </w:p>
     <w:p>

--- a/docs/제출물/S1-AI활용기록.docx
+++ b/docs/제출물/S1-AI활용기록.docx
@@ -459,14 +459,28 @@
           <w:b/>
           <w:sz w:val="21"/>
         </w:rPr>
-        <w:t>날것 원문</w:t>
-      </w:r>
-      <w:r>
-        <w:rPr>
-          <w:rFonts w:ascii="맑은 고딕" w:hAnsi="맑은 고딕"/>
-          <w:sz w:val="21"/>
-        </w:rPr>
-        <w:t>을 시간순으로 뽑아 레포에 넣었습니다 — 요약·각색 없이 제가 실제로 친 말만입니다.</w:t>
+        <w:t>실제 대화와 거기서 이어진 의사결정 기록</w:t>
+      </w:r>
+      <w:r>
+        <w:rPr>
+          <w:rFonts w:ascii="맑은 고딕" w:hAnsi="맑은 고딕"/>
+          <w:sz w:val="21"/>
+        </w:rPr>
+        <w:t xml:space="preserve">입니다. 각 건은 ① 제가 입력한 프롬프트 ② AI의 답변 중 관련 부분 ③ 그 답을 의심·기각하거나 뒤집은 저의 다음 메시지, 그리고 그 결과 무엇이 바뀌었는지로 구성했습니다. 인용은 세션 로그의 해당 구간에서 가져왔고, 긴 답변은 </w:t>
+      </w:r>
+      <w:r>
+        <w:rPr>
+          <w:rFonts w:ascii="Consolas" w:hAnsi="Consolas"/>
+          <w:sz w:val="19"/>
+        </w:rPr>
+        <w:t>[중략]</w:t>
+      </w:r>
+      <w:r>
+        <w:rPr>
+          <w:rFonts w:ascii="맑은 고딕" w:hAnsi="맑은 고딕"/>
+          <w:sz w:val="21"/>
+        </w:rPr>
+        <w:t>으로 표시해 관련 부분만 발췌했습니다.</w:t>
       </w:r>
     </w:p>
     <w:p>
@@ -475,12 +489,21 @@
       </w:pPr>
       <w:r>
         <w:rPr>
+          <w:rFonts w:ascii="맑은 고딕" w:hAnsi="맑은 고딕"/>
+          <w:i/>
+          <w:color w:val="555555"/>
+          <w:sz w:val="21"/>
+        </w:rPr>
+        <w:t xml:space="preserve">출처 = Claude Code 세션 트랜스크립트 </w:t>
+      </w:r>
+      <w:r>
+        <w:rPr>
           <w:rFonts w:ascii="Consolas" w:hAnsi="Consolas"/>
           <w:i/>
           <w:color w:val="555555"/>
           <w:sz w:val="19"/>
         </w:rPr>
-        <w:t>docs/ai-log/raw/00-지시-전문.md</w:t>
+        <w:t>195b5388…</w:t>
       </w:r>
       <w:r>
         <w:rPr>
@@ -489,7 +512,88 @@
           <w:color w:val="555555"/>
           <w:sz w:val="21"/>
         </w:rPr>
-        <w:t xml:space="preserve"> — </w:t>
+        <w:t xml:space="preserve">(7/29~7/30) · </w:t>
+      </w:r>
+      <w:r>
+        <w:rPr>
+          <w:rFonts w:ascii="Consolas" w:hAnsi="Consolas"/>
+          <w:i/>
+          <w:color w:val="555555"/>
+          <w:sz w:val="19"/>
+        </w:rPr>
+        <w:t>e37d4d4f…</w:t>
+      </w:r>
+      <w:r>
+        <w:rPr>
+          <w:rFonts w:ascii="맑은 고딕" w:hAnsi="맑은 고딕"/>
+          <w:i/>
+          <w:color w:val="555555"/>
+          <w:sz w:val="21"/>
+        </w:rPr>
+        <w:t>(7/30~7/31). 시각은 해당 로그의 타임스탬프입니다. 토큰·경로·무관 프로젝트명은 마스킹했습니다.</w:t>
+      </w:r>
+    </w:p>
+    <w:p>
+      <w:pPr>
+        <w:pStyle w:val="Heading3"/>
+      </w:pPr>
+      <w:r>
+        <w:t>왕복 ① — AI의 "이 정도면 충분하다" 프레이밍을 기각 (7/30 02:40 → 02:43)</w:t>
+      </w:r>
+    </w:p>
+    <w:p>
+      <w:r>
+        <w:rPr>
+          <w:rFonts w:ascii="맑은 고딕" w:hAnsi="맑은 고딕"/>
+          <w:b/>
+          <w:sz w:val="21"/>
+        </w:rPr>
+        <w:t>① 나 (02:40)</w:t>
+      </w:r>
+    </w:p>
+    <w:p>
+      <w:pPr>
+        <w:ind w:left="360"/>
+      </w:pPr>
+      <w:r>
+        <w:rPr>
+          <w:rFonts w:ascii="맑은 고딕" w:hAnsi="맑은 고딕"/>
+          <w:i/>
+          <w:color w:val="555555"/>
+          <w:sz w:val="21"/>
+        </w:rPr>
+        <w:t>오케이, 난 아직 깊다 생각이 안드는 이유에 대해, 기존 프로젝트 때문에?</w:t>
+      </w:r>
+    </w:p>
+    <w:p>
+      <w:r>
+        <w:rPr>
+          <w:rFonts w:ascii="맑은 고딕" w:hAnsi="맑은 고딕"/>
+          <w:b/>
+          <w:sz w:val="21"/>
+        </w:rPr>
+        <w:t>② AI (02:41)</w:t>
+      </w:r>
+      <w:r>
+        <w:rPr>
+          <w:rFonts w:ascii="맑은 고딕" w:hAnsi="맑은 고딕"/>
+          <w:sz w:val="21"/>
+        </w:rPr>
+        <w:t xml:space="preserve"> — 발췌</w:t>
+      </w:r>
+    </w:p>
+    <w:p>
+      <w:pPr>
+        <w:ind w:left="360"/>
+      </w:pPr>
+      <w:r>
+        <w:rPr>
+          <w:rFonts w:ascii="맑은 고딕" w:hAnsi="맑은 고딕"/>
+          <w:i/>
+          <w:color w:val="555555"/>
+          <w:sz w:val="21"/>
+        </w:rPr>
+        <w:t xml:space="preserve">형이 느끼는 "안 깊다"는 착각이 아니라 </w:t>
       </w:r>
       <w:r>
         <w:rPr>
@@ -499,7 +603,7 @@
           <w:color w:val="555555"/>
           <w:sz w:val="21"/>
         </w:rPr>
-        <w:t>42턴</w:t>
+        <w:t>비교 대상이 프로덕션 SaaS라서 생기는 눈높이 문제</w:t>
       </w:r>
       <w:r>
         <w:rPr>
@@ -508,22 +612,652 @@
           <w:color w:val="555555"/>
           <w:sz w:val="21"/>
         </w:rPr>
-        <w:t xml:space="preserve"> (2026-07-29 ~ 07-31)</w:t>
+        <w:t xml:space="preserve">가 맞음. […중략…] </w:t>
+      </w:r>
+      <w:r>
+        <w:rPr>
+          <w:rFonts w:ascii="맑은 고딕" w:hAnsi="맑은 고딕"/>
+          <w:b/>
+          <w:i/>
+          <w:color w:val="555555"/>
+          <w:sz w:val="21"/>
+        </w:rPr>
+        <w:t>이 과제의 평가축은 결과물 깊이가 아니라 과정 깊이임.</w:t>
+      </w:r>
+      <w:r>
+        <w:rPr>
+          <w:rFonts w:ascii="맑은 고딕" w:hAnsi="맑은 고딕"/>
+          <w:i/>
+          <w:color w:val="555555"/>
+          <w:sz w:val="21"/>
+        </w:rPr>
+        <w:t xml:space="preserve"> […중략…] 정직한 잔여 우려 하나: 도메인 자체(배포 확인)는 지적으로 어려운 문제는 아님. […중략…] 만약 형이 "결과물도 더 깊어 보였으면 좋겠다"면 그 답은 D2에 이미 있음 — </w:t>
+      </w:r>
+      <w:r>
+        <w:rPr>
+          <w:rFonts w:ascii="맑은 고딕" w:hAnsi="맑은 고딕"/>
+          <w:b/>
+          <w:i/>
+          <w:color w:val="555555"/>
+          <w:sz w:val="21"/>
+        </w:rPr>
+        <w:t>L4 렌더링 검증(헤드리스 브라우저)과 상태보드</w:t>
+      </w:r>
+      <w:r>
+        <w:rPr>
+          <w:rFonts w:ascii="맑은 고딕" w:hAnsi="맑은 고딕"/>
+          <w:i/>
+          <w:color w:val="555555"/>
+          <w:sz w:val="21"/>
+        </w:rPr>
+        <w:t>가 결과물의 체감 깊이를 올리는 파트임.</w:t>
       </w:r>
     </w:p>
     <w:p>
       <w:r>
         <w:rPr>
           <w:rFonts w:ascii="맑은 고딕" w:hAnsi="맑은 고딕"/>
-          <w:sz w:val="21"/>
-        </w:rPr>
-        <w:t>추출은 도구로 했습니다(</w:t>
+          <w:b/>
+          <w:sz w:val="21"/>
+        </w:rPr>
+        <w:t>③ 나 (02:43)</w:t>
+      </w:r>
+    </w:p>
+    <w:p>
+      <w:pPr>
+        <w:ind w:left="360"/>
+      </w:pPr>
+      <w:r>
+        <w:rPr>
+          <w:rFonts w:ascii="맑은 고딕" w:hAnsi="맑은 고딕"/>
+          <w:i/>
+          <w:color w:val="555555"/>
+          <w:sz w:val="21"/>
+        </w:rPr>
+        <w:t>중간 단계로 잡는 거 보다 여기서 깊게 들어가야하는거네, 감지 말고도 다른 하나를 추가해야하는데 무설치에서 다룰 수 있는 감지기는 한계가 있다고 보는데, 트래픽으로 인젝션을 감지한다던지 이런 느낌으로 가야하나? 리서치를 돌려볼까</w:t>
+      </w:r>
+    </w:p>
+    <w:p>
+      <w:r>
+        <w:rPr>
+          <w:rFonts w:ascii="맑은 고딕" w:hAnsi="맑은 고딕"/>
+          <w:b/>
+          <w:sz w:val="21"/>
+        </w:rPr>
+        <w:t>결과</w:t>
+      </w:r>
+      <w:r>
+        <w:rPr>
+          <w:rFonts w:ascii="맑은 고딕" w:hAnsi="맑은 고딕"/>
+          <w:sz w:val="21"/>
+        </w:rPr>
+        <w:t xml:space="preserve">: AI가 제시한 답(L4·상태보드)을 "중간 단계"라며 기각하고 다른 축을 요구했습니다. AI는 이어서 제 아이디어의 기술적 모순을 교정했고(트래픽 관찰 = 요청 길목 = 설치형이라 무설치 전제와 충돌), 감으로 정하지 않고 리서치로 검증한 뒤 </w:t>
+      </w:r>
+      <w:r>
+        <w:rPr>
+          <w:rFonts w:ascii="맑은 고딕" w:hAnsi="맑은 고딕"/>
+          <w:b/>
+          <w:sz w:val="21"/>
+        </w:rPr>
+        <w:t>L5 보안 축</w:t>
+      </w:r>
+      <w:r>
+        <w:rPr>
+          <w:rFonts w:ascii="맑은 고딕" w:hAnsi="맑은 고딕"/>
+          <w:sz w:val="21"/>
+        </w:rPr>
+        <w:t>을 채택했습니다.</w:t>
+      </w:r>
+    </w:p>
+    <w:p>
+      <w:pPr>
+        <w:pStyle w:val="Heading3"/>
+      </w:pPr>
+      <w:r>
+        <w:t>왕복 ② — 스펙의 빈 곳을 지적하자 AI가 인정 (7/29 08:40 → 08:41)</w:t>
+      </w:r>
+    </w:p>
+    <w:p>
+      <w:r>
+        <w:rPr>
+          <w:rFonts w:ascii="맑은 고딕" w:hAnsi="맑은 고딕"/>
+          <w:b/>
+          <w:sz w:val="21"/>
+        </w:rPr>
+        <w:t>① 나 (08:40)</w:t>
+      </w:r>
+    </w:p>
+    <w:p>
+      <w:pPr>
+        <w:ind w:left="360"/>
+      </w:pPr>
+      <w:r>
+        <w:rPr>
+          <w:rFonts w:ascii="맑은 고딕" w:hAnsi="맑은 고딕"/>
+          <w:i/>
+          <w:color w:val="555555"/>
+          <w:sz w:val="21"/>
+        </w:rPr>
+        <w:t>추가 질문 2, 문제가 없으면 알림 자체가 뜨지 않음, 알림문구와 영상용 알림이 필요함, 추가로 배포를 어떤걸로 잡아서 어떤 알림을 받을건지는 어디 나와있음?</w:t>
+      </w:r>
+    </w:p>
+    <w:p>
+      <w:r>
+        <w:rPr>
+          <w:rFonts w:ascii="맑은 고딕" w:hAnsi="맑은 고딕"/>
+          <w:b/>
+          <w:sz w:val="21"/>
+        </w:rPr>
+        <w:t>② AI (08:41)</w:t>
+      </w:r>
+      <w:r>
+        <w:rPr>
+          <w:rFonts w:ascii="맑은 고딕" w:hAnsi="맑은 고딕"/>
+          <w:sz w:val="21"/>
+        </w:rPr>
+        <w:t xml:space="preserve"> — 발췌</w:t>
+      </w:r>
+    </w:p>
+    <w:p>
+      <w:pPr>
+        <w:ind w:left="360"/>
+      </w:pPr>
+      <w:r>
+        <w:rPr>
+          <w:rFonts w:ascii="맑은 고딕" w:hAnsi="맑은 고딕"/>
+          <w:i/>
+          <w:color w:val="555555"/>
+          <w:sz w:val="21"/>
+        </w:rPr>
+        <w:t xml:space="preserve">둘 다 정확한 지적임 — 특히 두 번째는 </w:t>
+      </w:r>
+      <w:r>
+        <w:rPr>
+          <w:rFonts w:ascii="맑은 고딕" w:hAnsi="맑은 고딕"/>
+          <w:b/>
+          <w:i/>
+          <w:color w:val="555555"/>
+          <w:sz w:val="21"/>
+        </w:rPr>
+        <w:t>스펙 구멍 맞음</w:t>
+      </w:r>
+      <w:r>
+        <w:rPr>
+          <w:rFonts w:ascii="맑은 고딕" w:hAnsi="맑은 고딕"/>
+          <w:i/>
+          <w:color w:val="555555"/>
+          <w:sz w:val="21"/>
+        </w:rPr>
+        <w:t xml:space="preserve">(데모 대상이 어디에도 안 정해져 있었음). 형이 잡은 거고 […중략…] 결정해서 박음 — 과제용 데모 사이트를 GitHub Pages로 하나 만들어서 그걸 감시함. […중략…] GitHub Pages는 </w:t>
+      </w:r>
+      <w:r>
+        <w:rPr>
+          <w:rFonts w:ascii="맑은 고딕" w:hAnsi="맑은 고딕"/>
+          <w:b/>
+          <w:i/>
+          <w:color w:val="555555"/>
+          <w:sz w:val="21"/>
+        </w:rPr>
+        <w:t>실제 CDN 캐시(약 10분)가 껴 있어서</w:t>
+      </w:r>
+      <w:r>
+        <w:rPr>
+          <w:rFonts w:ascii="맑은 고딕" w:hAnsi="맑은 고딕"/>
+          <w:i/>
+          <w:color w:val="555555"/>
+          <w:sz w:val="21"/>
+        </w:rPr>
+        <w:t xml:space="preserve"> "배포했는데 사용자에겐 옛 버전이 보이는" 시나리오가 연출이 아니라 </w:t>
+      </w:r>
+      <w:r>
+        <w:rPr>
+          <w:rFonts w:ascii="맑은 고딕" w:hAnsi="맑은 고딕"/>
+          <w:b/>
+          <w:i/>
+          <w:color w:val="555555"/>
+          <w:sz w:val="21"/>
+        </w:rPr>
+        <w:t>진짜로 재현</w:t>
+      </w:r>
+      <w:r>
+        <w:rPr>
+          <w:rFonts w:ascii="맑은 고딕" w:hAnsi="맑은 고딕"/>
+          <w:i/>
+          <w:color w:val="555555"/>
+          <w:sz w:val="21"/>
+        </w:rPr>
+        <w:t>됨</w:t>
+      </w:r>
+    </w:p>
+    <w:p>
+      <w:r>
+        <w:rPr>
+          <w:rFonts w:ascii="맑은 고딕" w:hAnsi="맑은 고딕"/>
+          <w:b/>
+          <w:sz w:val="21"/>
+        </w:rPr>
+        <w:t>③ 이어진 실측 (08:52, AI 자기 보고)</w:t>
+      </w:r>
+      <w:r>
+        <w:rPr>
+          <w:rFonts w:ascii="맑은 고딕" w:hAnsi="맑은 고딕"/>
+          <w:sz w:val="21"/>
+        </w:rPr>
+        <w:t xml:space="preserve"> — 발췌</w:t>
+      </w:r>
+    </w:p>
+    <w:p>
+      <w:pPr>
+        <w:ind w:left="360"/>
+      </w:pPr>
+      <w:r>
+        <w:rPr>
+          <w:rFonts w:ascii="맑은 고딕" w:hAnsi="맑은 고딕"/>
+          <w:i/>
+          <w:color w:val="555555"/>
+          <w:sz w:val="21"/>
+        </w:rPr>
+        <w:t xml:space="preserve">⚠️ 오답 1호 — 내가 설계 때 "GitHub Pages CDN 캐시 때문에 배포 직후 옛 버전이 보이는 상황이 실재로 재현된다"고 주장했는데 — 실배포 실측으로 </w:t>
+      </w:r>
+      <w:r>
+        <w:rPr>
+          <w:rFonts w:ascii="맑은 고딕" w:hAnsi="맑은 고딕"/>
+          <w:b/>
+          <w:i/>
+          <w:color w:val="555555"/>
+          <w:sz w:val="21"/>
+        </w:rPr>
+        <w:t>틀린 게 증명됨</w:t>
+      </w:r>
+      <w:r>
+        <w:rPr>
+          <w:rFonts w:ascii="맑은 고딕" w:hAnsi="맑은 고딕"/>
+          <w:i/>
+          <w:color w:val="555555"/>
+          <w:sz w:val="21"/>
+        </w:rPr>
+        <w:t xml:space="preserve"> (Pages는 배포 시 CDN을 즉시 비움. 헤더 </w:t>
+      </w:r>
+      <w:r>
+        <w:rPr>
+          <w:rFonts w:ascii="Consolas" w:hAnsi="Consolas"/>
+          <w:i/>
+          <w:color w:val="555555"/>
+          <w:sz w:val="19"/>
+        </w:rPr>
+        <w:t>X-Cache: HIT</w:t>
+      </w:r>
+      <w:r>
+        <w:rPr>
+          <w:rFonts w:ascii="맑은 고딕" w:hAnsi="맑은 고딕"/>
+          <w:i/>
+          <w:color w:val="555555"/>
+          <w:sz w:val="21"/>
+        </w:rPr>
+        <w:t xml:space="preserve">인데 내용은 새 버전이 증거). 진짜 잔상 주범은 방문자 </w:t>
+      </w:r>
+      <w:r>
+        <w:rPr>
+          <w:rFonts w:ascii="맑은 고딕" w:hAnsi="맑은 고딕"/>
+          <w:b/>
+          <w:i/>
+          <w:color w:val="555555"/>
+          <w:sz w:val="21"/>
+        </w:rPr>
+        <w:t>브라우저 캐시</w:t>
+      </w:r>
+      <w:r>
+        <w:rPr>
+          <w:rFonts w:ascii="맑은 고딕" w:hAnsi="맑은 고딕"/>
+          <w:i/>
+          <w:color w:val="555555"/>
+          <w:sz w:val="21"/>
+        </w:rPr>
+        <w:t>였고, L3에 캐시 정책 실측을 추가하는 코드 교정까지 마침.</w:t>
+      </w:r>
+    </w:p>
+    <w:p>
+      <w:r>
+        <w:rPr>
+          <w:rFonts w:ascii="맑은 고딕" w:hAnsi="맑은 고딕"/>
+          <w:b/>
+          <w:sz w:val="21"/>
+        </w:rPr>
+        <w:t>정직한 구분</w:t>
+      </w:r>
+      <w:r>
+        <w:rPr>
+          <w:rFonts w:ascii="맑은 고딕" w:hAnsi="맑은 고딕"/>
+          <w:sz w:val="21"/>
+        </w:rPr>
+        <w:t xml:space="preserve">: ①②는 제가 스펙 구멍을 적발한 왕복입니다. ③의 CDN 주장 반증은 </w:t>
+      </w:r>
+      <w:r>
+        <w:rPr>
+          <w:rFonts w:ascii="맑은 고딕" w:hAnsi="맑은 고딕"/>
+          <w:b/>
+          <w:sz w:val="21"/>
+        </w:rPr>
+        <w:t>제가 반박한 게 아니라 실제 배포·헤더 측정이 AI 주장을 뒤집은 것</w:t>
+      </w:r>
+      <w:r>
+        <w:rPr>
+          <w:rFonts w:ascii="맑은 고딕" w:hAnsi="맑은 고딕"/>
+          <w:sz w:val="21"/>
+        </w:rPr>
+        <w:t>입니다. 제 기여는 "감지 대상을 우리가 통제 가능한 사이트로 두자"는 방향을 만든 데까지입니다.</w:t>
+      </w:r>
+    </w:p>
+    <w:p>
+      <w:pPr>
+        <w:pStyle w:val="Heading3"/>
+      </w:pPr>
+      <w:r>
+        <w:t>왕복 ③ — "제가 못 합니다"를 뒤집어 사고를 잡음 (7/31 05:12)</w:t>
+      </w:r>
+    </w:p>
+    <w:p>
+      <w:r>
+        <w:rPr>
+          <w:rFonts w:ascii="맑은 고딕" w:hAnsi="맑은 고딕"/>
+          <w:b/>
+          <w:sz w:val="21"/>
+        </w:rPr>
+        <w:t>① 나 (05:12)</w:t>
+      </w:r>
+    </w:p>
+    <w:p>
+      <w:pPr>
+        <w:ind w:left="360"/>
+      </w:pPr>
+      <w:r>
+        <w:rPr>
+          <w:rFonts w:ascii="맑은 고딕" w:hAnsi="맑은 고딕"/>
+          <w:i/>
+          <w:color w:val="555555"/>
+          <w:sz w:val="21"/>
+        </w:rPr>
+        <w:t>추가 질문, 녹음 플로우는 어떻게 하면 되는거임? 화면캡처도구 다운받아오셈</w:t>
+      </w:r>
+    </w:p>
+    <w:p>
+      <w:r>
+        <w:rPr>
+          <w:rFonts w:ascii="맑은 고딕" w:hAnsi="맑은 고딕"/>
+          <w:b/>
+          <w:sz w:val="21"/>
+        </w:rPr>
+        <w:t>② AI</w:t>
+      </w:r>
+      <w:r>
+        <w:rPr>
+          <w:rFonts w:ascii="맑은 고딕" w:hAnsi="맑은 고딕"/>
+          <w:sz w:val="21"/>
+        </w:rPr>
+        <w:t xml:space="preserve"> — 그 직전 보고 요지</w:t>
+      </w:r>
+    </w:p>
+    <w:p>
+      <w:pPr>
+        <w:ind w:left="360"/>
+      </w:pPr>
+      <w:r>
+        <w:rPr>
+          <w:rFonts w:ascii="맑은 고딕" w:hAnsi="맑은 고딕"/>
+          <w:i/>
+          <w:color w:val="555555"/>
+          <w:sz w:val="21"/>
+        </w:rPr>
+        <w:t>녹화는 제가 못 합니다 — 화면 캡처 도구가 없습니다. 형이 3분 원테이크를 찍어야 하는데…</w:t>
+      </w:r>
+    </w:p>
+    <w:p>
+      <w:r>
+        <w:rPr>
+          <w:rFonts w:ascii="맑은 고딕" w:hAnsi="맑은 고딕"/>
+          <w:b/>
+          <w:sz w:val="21"/>
+        </w:rPr>
+        <w:t>③ 결과</w:t>
+      </w:r>
+      <w:r>
+        <w:rPr>
+          <w:rFonts w:ascii="맑은 고딕" w:hAnsi="맑은 고딕"/>
+          <w:sz w:val="21"/>
+        </w:rPr>
+        <w:t xml:space="preserve"> 지시대로 캡처 도구를 설치하니 </w:t>
+      </w:r>
+      <w:r>
+        <w:rPr>
+          <w:rFonts w:ascii="맑은 고딕" w:hAnsi="맑은 고딕"/>
+          <w:b/>
+          <w:sz w:val="21"/>
+        </w:rPr>
+        <w:t>창 영역 녹화가 실제로 가능</w:t>
+      </w:r>
+      <w:r>
+        <w:rPr>
+          <w:rFonts w:ascii="맑은 고딕" w:hAnsi="맑은 고딕"/>
+          <w:sz w:val="21"/>
+        </w:rPr>
+        <w:t xml:space="preserve">했습니다. 그런데 리허설 영상을 프레임으로 뽑아 눈으로 확인했더니, 화면에 무관한 작업 창과 메신저가 그대로 찍혀 있었습니다. 즉시 폐기하고, 녹화기가 </w:t>
+      </w:r>
+      <w:r>
+        <w:rPr>
+          <w:rFonts w:ascii="맑은 고딕" w:hAnsi="맑은 고딕"/>
+          <w:b/>
+          <w:sz w:val="21"/>
+        </w:rPr>
+        <w:t>자기 창이 최상위일 때만</w:t>
+      </w:r>
+      <w:r>
+        <w:rPr>
+          <w:rFonts w:ascii="맑은 고딕" w:hAnsi="맑은 고딕"/>
+          <w:sz w:val="21"/>
+        </w:rPr>
+        <w:t xml:space="preserve"> 촬영하고 아니면 중단하도록 가드를 넣었습니다(바탕화면 전체로 대체하는 경로는 제거).</w:t>
+      </w:r>
+    </w:p>
+    <w:p>
+      <w:pPr>
+        <w:ind w:left="360"/>
+      </w:pPr>
+      <w:r>
+        <w:rPr>
+          <w:rFonts w:ascii="맑은 고딕" w:hAnsi="맑은 고딕"/>
+          <w:i/>
+          <w:color w:val="555555"/>
+          <w:sz w:val="21"/>
+        </w:rPr>
+        <w:t xml:space="preserve">"못 한다"는 보고는 </w:t>
+      </w:r>
+      <w:r>
+        <w:rPr>
+          <w:rFonts w:ascii="맑은 고딕" w:hAnsi="맑은 고딕"/>
+          <w:b/>
+          <w:i/>
+          <w:color w:val="555555"/>
+          <w:sz w:val="21"/>
+        </w:rPr>
+        <w:t>도구가 없다</w:t>
+      </w:r>
+      <w:r>
+        <w:rPr>
+          <w:rFonts w:ascii="맑은 고딕" w:hAnsi="맑은 고딕"/>
+          <w:i/>
+          <w:color w:val="555555"/>
+          <w:sz w:val="21"/>
+        </w:rPr>
+        <w:t xml:space="preserve">는 뜻이지 </w:t>
+      </w:r>
+      <w:r>
+        <w:rPr>
+          <w:rFonts w:ascii="맑은 고딕" w:hAnsi="맑은 고딕"/>
+          <w:b/>
+          <w:i/>
+          <w:color w:val="555555"/>
+          <w:sz w:val="21"/>
+        </w:rPr>
+        <w:t>불가능하다</w:t>
+      </w:r>
+      <w:r>
+        <w:rPr>
+          <w:rFonts w:ascii="맑은 고딕" w:hAnsi="맑은 고딕"/>
+          <w:i/>
+          <w:color w:val="555555"/>
+          <w:sz w:val="21"/>
+        </w:rPr>
+        <w:t>는 뜻이 아니었습니다. 그 지시가 없었으면 능력 확인도, 유출 직전 발견도 없었습니다.</w:t>
+      </w:r>
+    </w:p>
+    <w:p>
+      <w:pPr>
+        <w:pStyle w:val="Heading3"/>
+      </w:pPr>
+      <w:r>
+        <w:t>왕복 ④ — 진행 순서를 뒤집어 결과를 바꿈 (7/31 05:10 → 05:28)</w:t>
+      </w:r>
+    </w:p>
+    <w:p>
+      <w:r>
+        <w:rPr>
+          <w:rFonts w:ascii="맑은 고딕" w:hAnsi="맑은 고딕"/>
+          <w:b/>
+          <w:sz w:val="21"/>
+        </w:rPr>
+        <w:t>① 나 (05:10)</w:t>
+      </w:r>
+    </w:p>
+    <w:p>
+      <w:pPr>
+        <w:ind w:left="360"/>
+      </w:pPr>
+      <w:r>
+        <w:rPr>
+          <w:rFonts w:ascii="맑은 고딕" w:hAnsi="맑은 고딕"/>
+          <w:i/>
+          <w:color w:val="555555"/>
+          <w:sz w:val="21"/>
+        </w:rPr>
+        <w:t>순서 재고하셈, ai 검사자 통제 실험을 먼저 하는게 낫지 않겠음? 아님 어떻게 할거임? 지금 마무리 단계?</w:t>
+      </w:r>
+    </w:p>
+    <w:p>
+      <w:r>
+        <w:rPr>
+          <w:rFonts w:ascii="맑은 고딕" w:hAnsi="맑은 고딕"/>
+          <w:b/>
+          <w:sz w:val="21"/>
+        </w:rPr>
+        <w:t>② AI</w:t>
+      </w:r>
+      <w:r>
+        <w:rPr>
+          <w:rFonts w:ascii="맑은 고딕" w:hAnsi="맑은 고딕"/>
+          <w:sz w:val="21"/>
+        </w:rPr>
+        <w:t xml:space="preserve"> — 순서를 바꾸는 게 맞다고 수용하고, 정답(ground truth)이 확정된 지금이 통제 실험의 적기라는 근거를 제시</w:t>
+      </w:r>
+    </w:p>
+    <w:p>
+      <w:r>
+        <w:rPr>
+          <w:rFonts w:ascii="맑은 고딕" w:hAnsi="맑은 고딕"/>
+          <w:b/>
+          <w:sz w:val="21"/>
+        </w:rPr>
+        <w:t>③ 나 (05:28)</w:t>
+      </w:r>
+    </w:p>
+    <w:p>
+      <w:pPr>
+        <w:ind w:left="360"/>
+      </w:pPr>
+      <w:r>
+        <w:rPr>
+          <w:rFonts w:ascii="맑은 고딕" w:hAnsi="맑은 고딕"/>
+          <w:i/>
+          <w:color w:val="555555"/>
+          <w:sz w:val="21"/>
+        </w:rPr>
+        <w:t>잠만 녹화는 맨 마지막으로 빼고 실험부터 해서 문서 깔끔하게 쓰는게 낫지 ㅇㅇ 컴 껏다가 해야할듯이건</w:t>
+      </w:r>
+    </w:p>
+    <w:p>
+      <w:r>
+        <w:rPr>
+          <w:rFonts w:ascii="맑은 고딕" w:hAnsi="맑은 고딕"/>
+          <w:b/>
+          <w:sz w:val="21"/>
+        </w:rPr>
+        <w:t>결과</w:t>
+      </w:r>
+      <w:r>
+        <w:rPr>
+          <w:rFonts w:ascii="맑은 고딕" w:hAnsi="맑은 고딕"/>
+          <w:sz w:val="21"/>
+        </w:rPr>
+        <w:t>: 실험을 앞당긴 덕에 제품 문서의 한계 항목 3건이 새로 발견됐습니다(§5). 녹화를 뒤로 뺀 판단은 위 왕복 ③의 유출 사고를 예방하는 순서이기도 했습니다.</w:t>
+      </w:r>
+    </w:p>
+    <w:p>
+      <w:pPr>
+        <w:spacing w:before="120" w:after="120"/>
+        <w:pBdr>
+          <w:bottom w:val="single" w:sz="6" w:space="1" w:color="BBBBBB"/>
+        </w:pBdr>
+      </w:pPr>
+    </w:p>
+    <w:p>
+      <w:r>
+        <w:rPr>
+          <w:rFonts w:ascii="맑은 고딕" w:hAnsi="맑은 고딕"/>
+          <w:b/>
+          <w:sz w:val="21"/>
+        </w:rPr>
+        <w:t>전체 기록</w:t>
+      </w:r>
+      <w:r>
+        <w:rPr>
+          <w:rFonts w:ascii="맑은 고딕" w:hAnsi="맑은 고딕"/>
+          <w:sz w:val="21"/>
+        </w:rPr>
+        <w:t xml:space="preserve">: 위 4건 외에 제가 입력한 지시 전문은 </w:t>
       </w:r>
       <w:r>
         <w:rPr>
           <w:rFonts w:ascii="Consolas" w:hAnsi="Consolas"/>
           <w:sz w:val="19"/>
         </w:rPr>
+        <w:t>docs/ai-log/raw/00-지시-전문.md</w:t>
+      </w:r>
+      <w:r>
+        <w:rPr>
+          <w:rFonts w:ascii="맑은 고딕" w:hAnsi="맑은 고딕"/>
+          <w:sz w:val="21"/>
+        </w:rPr>
+        <w:t xml:space="preserve">에 시간순으로 있습니다. 다만 이 파일은 </w:t>
+      </w:r>
+      <w:r>
+        <w:rPr>
+          <w:rFonts w:ascii="맑은 고딕" w:hAnsi="맑은 고딕"/>
+          <w:b/>
+          <w:sz w:val="21"/>
+        </w:rPr>
+        <w:t>트랜스크립트의 user 역할 메시지를 기계 추출한 것</w:t>
+      </w:r>
+      <w:r>
+        <w:rPr>
+          <w:rFonts w:ascii="맑은 고딕" w:hAnsi="맑은 고딕"/>
+          <w:sz w:val="21"/>
+        </w:rPr>
+        <w:t xml:space="preserve">이라, 시스템이 자동 삽입한 블록을 걷어냈어도 사람이 직접 친 말만 남았다고 단정하지 않습니다. 사람이 친 말임을 확인한 것은 위 4건입니다. 추출기는 </w:t>
+      </w:r>
+      <w:r>
+        <w:rPr>
+          <w:rFonts w:ascii="Consolas" w:hAnsi="Consolas"/>
+          <w:sz w:val="19"/>
+        </w:rPr>
         <w:t>tools/extract_log.py</w:t>
       </w:r>
       <w:r>
@@ -531,7 +1265,7 @@
           <w:rFonts w:ascii="맑은 고딕" w:hAnsi="맑은 고딕"/>
           <w:sz w:val="21"/>
         </w:rPr>
-        <w:t xml:space="preserve">). 세션 기록 폴더에 다른 작업이 섞여 있어 </w:t>
+        <w:t xml:space="preserve">이고, 레코드 단위로 작업 디렉터리를 확인해 이 과제분만 통과시킨 뒤 마스킹하고 </w:t>
       </w:r>
       <w:r>
         <w:rPr>
@@ -539,21 +1273,6 @@
           <w:b/>
           <w:sz w:val="21"/>
         </w:rPr>
-        <w:t>레코드 단위로 작업 디렉터리를 확인해</w:t>
-      </w:r>
-      <w:r>
-        <w:rPr>
-          <w:rFonts w:ascii="맑은 고딕" w:hAnsi="맑은 고딕"/>
-          <w:sz w:val="21"/>
-        </w:rPr>
-        <w:t xml:space="preserve"> 이 과제분만 통과시키고, 토큰·키·경로를 마스킹한 뒤 </w:t>
-      </w:r>
-      <w:r>
-        <w:rPr>
-          <w:rFonts w:ascii="맑은 고딕" w:hAnsi="맑은 고딕"/>
-          <w:b/>
-          <w:sz w:val="21"/>
-        </w:rPr>
         <w:t>차단형 감사</w:t>
       </w:r>
       <w:r>
@@ -561,16 +1280,7 @@
           <w:rFonts w:ascii="맑은 고딕" w:hAnsi="맑은 고딕"/>
           <w:sz w:val="21"/>
         </w:rPr>
-        <w:t>를 거칩니다(위험 신호가 하나라도 있으면 산출물을 삭제하고 종료). 그 감사가 실제로 유출을 잡았습니다 — §3.8.</w:t>
-      </w:r>
-    </w:p>
-    <w:p>
-      <w:r>
-        <w:rPr>
-          <w:rFonts w:ascii="맑은 고딕" w:hAnsi="맑은 고딕"/>
-          <w:sz w:val="21"/>
-        </w:rPr>
-        <w:t xml:space="preserve">세션별 서사 기록은 </w:t>
+        <w:t xml:space="preserve">를 거칩니다(위험 신호가 있으면 산출물 삭제 후 종료). 세션별 서사 기록은 </w:t>
       </w:r>
       <w:r>
         <w:rPr>
@@ -807,14 +1517,14 @@
           <w:b/>
           <w:sz w:val="21"/>
         </w:rPr>
-        <w:t>결과</w:t>
-      </w:r>
-      <w:r>
-        <w:rPr>
-          <w:rFonts w:ascii="맑은 고딕" w:hAnsi="맑은 고딕"/>
-          <w:sz w:val="21"/>
-        </w:rPr>
-        <w:t xml:space="preserve">: 이 한 번의 왕복에서 </w:t>
+        <w:t>핵심 제품과 확장의 구분</w:t>
+      </w:r>
+      <w:r>
+        <w:rPr>
+          <w:rFonts w:ascii="맑은 고딕" w:hAnsi="맑은 고딕"/>
+          <w:sz w:val="21"/>
+        </w:rPr>
+        <w:t xml:space="preserve">: 이 도구의 핵심은 </w:t>
       </w:r>
       <w:r>
         <w:rPr>
@@ -822,14 +1532,29 @@
           <w:b/>
           <w:sz w:val="21"/>
         </w:rPr>
-        <w:t>보안 감지 층(L5)</w:t>
-      </w:r>
-      <w:r>
-        <w:rPr>
-          <w:rFonts w:ascii="맑은 고딕" w:hAnsi="맑은 고딕"/>
-          <w:sz w:val="21"/>
-        </w:rPr>
-        <w:t>이 나왔고, 이후 게이트 8라운드·판정 재설계· 검사자 통제 실험이 전부 여기서 파생됐습니다. 이 결정이 없었으면 이 과제엔 서사가 없습니다.</w:t>
+        <w:t>L1 생존 · L2 내용 · L3 배포반영</w:t>
+      </w:r>
+      <w:r>
+        <w:rPr>
+          <w:rFonts w:ascii="맑은 고딕" w:hAnsi="맑은 고딕"/>
+          <w:sz w:val="21"/>
+        </w:rPr>
+        <w:t xml:space="preserve">입니다. "배포한 게 사용자 화면까지 반영됐는가"라는 질문 하나에 답하는 데 필요한 최소 구성이고, 7/29 하루에 완성해 라이브로 돌렸습니다. </w:t>
+      </w:r>
+      <w:r>
+        <w:rPr>
+          <w:rFonts w:ascii="맑은 고딕" w:hAnsi="맑은 고딕"/>
+          <w:b/>
+          <w:sz w:val="21"/>
+        </w:rPr>
+        <w:t>L4 렌더링 · L5 보안은 핵심이 동작한 뒤 추가한 선택 확장</w:t>
+      </w:r>
+      <w:r>
+        <w:rPr>
+          <w:rFonts w:ascii="맑은 고딕" w:hAnsi="맑은 고딕"/>
+          <w:sz w:val="21"/>
+        </w:rPr>
+        <w:t>입니다. 이 왕복이 L5를 낳았고, 결과적으로 판정 설계의 어려운 부분이 거기서 나왔습니다.</w:t>
       </w:r>
     </w:p>
     <w:p>
@@ -3159,7 +3884,7 @@
           <w:rFonts w:ascii="맑은 고딕" w:hAnsi="맑은 고딕"/>
           <w:sz w:val="21"/>
         </w:rPr>
-        <w:t xml:space="preserve">: </w:t>
+        <w:t xml:space="preserve">: 그 시점에 </w:t>
       </w:r>
       <w:r>
         <w:rPr>
@@ -3173,7 +3898,37 @@
           <w:rFonts w:ascii="맑은 고딕" w:hAnsi="맑은 고딕"/>
           <w:sz w:val="21"/>
         </w:rPr>
-        <w:t xml:space="preserve"> → 커밋 이력 없음. 유출 0.</w:t>
+        <w:t xml:space="preserve">가 비어 있어 </w:t>
+      </w:r>
+      <w:r>
+        <w:rPr>
+          <w:rFonts w:ascii="맑은 고딕" w:hAnsi="맑은 고딕"/>
+          <w:b/>
+          <w:sz w:val="21"/>
+        </w:rPr>
+        <w:t>마스킹 전 산출물은 커밋된 적이 없음</w:t>
+      </w:r>
+      <w:r>
+        <w:rPr>
+          <w:rFonts w:ascii="맑은 고딕" w:hAnsi="맑은 고딕"/>
+          <w:sz w:val="21"/>
+        </w:rPr>
+        <w:t xml:space="preserve">을 확인했고, 파일은 즉시 삭제했습니다. (지금 그 경로에는 </w:t>
+      </w:r>
+      <w:r>
+        <w:rPr>
+          <w:rFonts w:ascii="맑은 고딕" w:hAnsi="맑은 고딕"/>
+          <w:b/>
+          <w:sz w:val="21"/>
+        </w:rPr>
+        <w:t>마스킹을 통과한 파일</w:t>
+      </w:r>
+      <w:r>
+        <w:rPr>
+          <w:rFonts w:ascii="맑은 고딕" w:hAnsi="맑은 고딕"/>
+          <w:sz w:val="21"/>
+        </w:rPr>
+        <w:t>이 커밋돼 있습니다 — 둘은 다른 이야기입니다.)</w:t>
       </w:r>
     </w:p>
     <w:p>
@@ -3602,7 +4357,7 @@
           <w:rFonts w:ascii="맑은 고딕" w:hAnsi="맑은 고딕"/>
           <w:sz w:val="21"/>
         </w:rPr>
-        <w:t xml:space="preserve">, 커밋 </w:t>
+        <w:t xml:space="preserve">, 오답 </w:t>
       </w:r>
       <w:r>
         <w:rPr>
@@ -3610,21 +4365,6 @@
           <w:b/>
           <w:sz w:val="21"/>
         </w:rPr>
-        <w:t>43개</w:t>
-      </w:r>
-      <w:r>
-        <w:rPr>
-          <w:rFonts w:ascii="맑은 고딕" w:hAnsi="맑은 고딕"/>
-          <w:sz w:val="21"/>
-        </w:rPr>
-        <w:t xml:space="preserve">, 오답 </w:t>
-      </w:r>
-      <w:r>
-        <w:rPr>
-          <w:rFonts w:ascii="맑은 고딕" w:hAnsi="맑은 고딕"/>
-          <w:b/>
-          <w:sz w:val="21"/>
-        </w:rPr>
         <w:t>34건</w:t>
       </w:r>
       <w:r>
@@ -3632,7 +4372,7 @@
           <w:rFonts w:ascii="맑은 고딕" w:hAnsi="맑은 고딕"/>
           <w:sz w:val="21"/>
         </w:rPr>
-        <w:t xml:space="preserve"> 기록.</w:t>
+        <w:t xml:space="preserve"> 기록. (커밋 수처럼 계속 변하는 값은 적지 않습니다 — 레포에서 바로 확인하실 수 있습니다.)</w:t>
       </w:r>
     </w:p>
     <w:p>

--- a/docs/제출물/S1-AI활용기록.docx
+++ b/docs/제출물/S1-AI활용기록.docx
@@ -3,11 +3,12 @@
 <w:document xmlns:wpc="http://schemas.microsoft.com/office/word/2010/wordprocessingCanvas" xmlns:mo="http://schemas.microsoft.com/office/mac/office/2008/main" xmlns:mc="http://schemas.openxmlformats.org/markup-compatibility/2006" xmlns:mv="urn:schemas-microsoft-com:mac:vml" xmlns:o="urn:schemas-microsoft-com:office:office" xmlns:r="http://schemas.openxmlformats.org/officeDocument/2006/relationships" xmlns:m="http://schemas.openxmlformats.org/officeDocument/2006/math" xmlns:v="urn:schemas-microsoft-com:vml" xmlns:wp14="http://schemas.microsoft.com/office/word/2010/wordprocessingDrawing" xmlns:wp="http://schemas.openxmlformats.org/drawingml/2006/wordprocessingDrawing" xmlns:w10="urn:schemas-microsoft-com:office:word" xmlns:w="http://schemas.openxmlformats.org/wordprocessingml/2006/main" xmlns:w14="http://schemas.microsoft.com/office/word/2010/wordml" xmlns:wpg="http://schemas.microsoft.com/office/word/2010/wordprocessingGroup" xmlns:wpi="http://schemas.microsoft.com/office/word/2010/wordprocessingInk" xmlns:wne="http://schemas.microsoft.com/office/word/2006/wordml" xmlns:wps="http://schemas.microsoft.com/office/word/2010/wordprocessingShape" mc:Ignorable="w14 wp14">
   <w:body>
     <w:p>
-      <w:pPr>
-        <w:pStyle w:val="Heading1"/>
-      </w:pPr>
-      <w:r>
-        <w:t>AI 활용 기록 — 배포 검증 워처</w:t>
+      <w:r>
+        <w:rPr>
+          <w:rFonts w:ascii="맑은 고딕" w:hAnsi="맑은 고딕"/>
+          <w:sz w:val="21"/>
+        </w:rPr>
+        <w:t>﻿# AI 활용 기록 — 배포 검증 워처</w:t>
       </w:r>
     </w:p>
     <w:p>
@@ -81,7 +82,868 @@
         <w:pStyle w:val="Heading2"/>
       </w:pPr>
       <w:r>
-        <w:t>1. 사용한 AI 도구 (S1a)</w:t>
+        <w:t>1. 실제 주고받은 대화 (S1b)</w:t>
+      </w:r>
+    </w:p>
+    <w:p>
+      <w:r>
+        <w:rPr>
+          <w:rFonts w:ascii="맑은 고딕" w:hAnsi="맑은 고딕"/>
+          <w:b/>
+          <w:sz w:val="21"/>
+        </w:rPr>
+        <w:t>실제 대화와 거기서 이어진 의사결정 기록</w:t>
+      </w:r>
+      <w:r>
+        <w:rPr>
+          <w:rFonts w:ascii="맑은 고딕" w:hAnsi="맑은 고딕"/>
+          <w:sz w:val="21"/>
+        </w:rPr>
+        <w:t xml:space="preserve">입니다. 각 건은 ① 제가 입력한 프롬프트 ② AI의 답변 중 관련 부분 ③ 그 답을 의심·기각하거나 뒤집은 저의 다음 메시지, 그리고 그 결과 무엇이 바뀌었는지로 구성했습니다. 인용은 세션 로그의 해당 구간에서 가져왔고, 긴 답변은 </w:t>
+      </w:r>
+      <w:r>
+        <w:rPr>
+          <w:rFonts w:ascii="Consolas" w:hAnsi="Consolas"/>
+          <w:sz w:val="19"/>
+        </w:rPr>
+        <w:t>[중략]</w:t>
+      </w:r>
+      <w:r>
+        <w:rPr>
+          <w:rFonts w:ascii="맑은 고딕" w:hAnsi="맑은 고딕"/>
+          <w:sz w:val="21"/>
+        </w:rPr>
+        <w:t>으로 표시해 관련 부분만 발췌했습니다.</w:t>
+      </w:r>
+    </w:p>
+    <w:p>
+      <w:pPr>
+        <w:ind w:left="360"/>
+      </w:pPr>
+      <w:r>
+        <w:rPr>
+          <w:rFonts w:ascii="맑은 고딕" w:hAnsi="맑은 고딕"/>
+          <w:i/>
+          <w:color w:val="555555"/>
+          <w:sz w:val="21"/>
+        </w:rPr>
+        <w:t xml:space="preserve">출처 = Claude Code 세션 트랜스크립트 </w:t>
+      </w:r>
+      <w:r>
+        <w:rPr>
+          <w:rFonts w:ascii="Consolas" w:hAnsi="Consolas"/>
+          <w:i/>
+          <w:color w:val="555555"/>
+          <w:sz w:val="19"/>
+        </w:rPr>
+        <w:t>195b5388…</w:t>
+      </w:r>
+      <w:r>
+        <w:rPr>
+          <w:rFonts w:ascii="맑은 고딕" w:hAnsi="맑은 고딕"/>
+          <w:i/>
+          <w:color w:val="555555"/>
+          <w:sz w:val="21"/>
+        </w:rPr>
+        <w:t xml:space="preserve">(7/29~7/30) · </w:t>
+      </w:r>
+      <w:r>
+        <w:rPr>
+          <w:rFonts w:ascii="Consolas" w:hAnsi="Consolas"/>
+          <w:i/>
+          <w:color w:val="555555"/>
+          <w:sz w:val="19"/>
+        </w:rPr>
+        <w:t>e37d4d4f…</w:t>
+      </w:r>
+      <w:r>
+        <w:rPr>
+          <w:rFonts w:ascii="맑은 고딕" w:hAnsi="맑은 고딕"/>
+          <w:i/>
+          <w:color w:val="555555"/>
+          <w:sz w:val="21"/>
+        </w:rPr>
+        <w:t>(7/30~7/31). 시각은 해당 로그의 타임스탬프입니다. 토큰·경로·무관 프로젝트명은 마스킹했습니다.</w:t>
+      </w:r>
+    </w:p>
+    <w:p>
+      <w:pPr>
+        <w:pStyle w:val="Heading3"/>
+      </w:pPr>
+      <w:r>
+        <w:t>왕복 ① — AI의 "이 정도면 충분하다" 프레이밍을 기각 (7/30 02:40 → 02:43)</w:t>
+      </w:r>
+    </w:p>
+    <w:p>
+      <w:r>
+        <w:rPr>
+          <w:rFonts w:ascii="맑은 고딕" w:hAnsi="맑은 고딕"/>
+          <w:b/>
+          <w:sz w:val="21"/>
+        </w:rPr>
+        <w:t>① 나 (02:40)</w:t>
+      </w:r>
+    </w:p>
+    <w:p>
+      <w:pPr>
+        <w:ind w:left="360"/>
+      </w:pPr>
+      <w:r>
+        <w:rPr>
+          <w:rFonts w:ascii="맑은 고딕" w:hAnsi="맑은 고딕"/>
+          <w:i/>
+          <w:color w:val="555555"/>
+          <w:sz w:val="21"/>
+        </w:rPr>
+        <w:t>오케이, 난 아직 깊다 생각이 안드는 이유에 대해, 기존 프로젝트 때문에?</w:t>
+      </w:r>
+    </w:p>
+    <w:p>
+      <w:r>
+        <w:rPr>
+          <w:rFonts w:ascii="맑은 고딕" w:hAnsi="맑은 고딕"/>
+          <w:b/>
+          <w:sz w:val="21"/>
+        </w:rPr>
+        <w:t>② AI (02:41)</w:t>
+      </w:r>
+      <w:r>
+        <w:rPr>
+          <w:rFonts w:ascii="맑은 고딕" w:hAnsi="맑은 고딕"/>
+          <w:sz w:val="21"/>
+        </w:rPr>
+        <w:t xml:space="preserve"> — 발췌</w:t>
+      </w:r>
+    </w:p>
+    <w:p>
+      <w:pPr>
+        <w:ind w:left="360"/>
+      </w:pPr>
+      <w:r>
+        <w:rPr>
+          <w:rFonts w:ascii="맑은 고딕" w:hAnsi="맑은 고딕"/>
+          <w:i/>
+          <w:color w:val="555555"/>
+          <w:sz w:val="21"/>
+        </w:rPr>
+        <w:t xml:space="preserve">형이 느끼는 "안 깊다"는 착각이 아니라 </w:t>
+      </w:r>
+      <w:r>
+        <w:rPr>
+          <w:rFonts w:ascii="맑은 고딕" w:hAnsi="맑은 고딕"/>
+          <w:b/>
+          <w:i/>
+          <w:color w:val="555555"/>
+          <w:sz w:val="21"/>
+        </w:rPr>
+        <w:t>비교 대상이 프로덕션 SaaS라서 생기는 눈높이 문제</w:t>
+      </w:r>
+      <w:r>
+        <w:rPr>
+          <w:rFonts w:ascii="맑은 고딕" w:hAnsi="맑은 고딕"/>
+          <w:i/>
+          <w:color w:val="555555"/>
+          <w:sz w:val="21"/>
+        </w:rPr>
+        <w:t xml:space="preserve">가 맞음. […중략…] </w:t>
+      </w:r>
+      <w:r>
+        <w:rPr>
+          <w:rFonts w:ascii="맑은 고딕" w:hAnsi="맑은 고딕"/>
+          <w:b/>
+          <w:i/>
+          <w:color w:val="555555"/>
+          <w:sz w:val="21"/>
+        </w:rPr>
+        <w:t>이 과제의 평가축은 결과물 깊이가 아니라 과정 깊이임.</w:t>
+      </w:r>
+      <w:r>
+        <w:rPr>
+          <w:rFonts w:ascii="맑은 고딕" w:hAnsi="맑은 고딕"/>
+          <w:i/>
+          <w:color w:val="555555"/>
+          <w:sz w:val="21"/>
+        </w:rPr>
+        <w:t xml:space="preserve"> […중략…] 정직한 잔여 우려 하나: 도메인 자체(배포 확인)는 지적으로 어려운 문제는 아님. […중략…] 만약 형이 "결과물도 더 깊어 보였으면 좋겠다"면 그 답은 D2에 이미 있음 — </w:t>
+      </w:r>
+      <w:r>
+        <w:rPr>
+          <w:rFonts w:ascii="맑은 고딕" w:hAnsi="맑은 고딕"/>
+          <w:b/>
+          <w:i/>
+          <w:color w:val="555555"/>
+          <w:sz w:val="21"/>
+        </w:rPr>
+        <w:t>L4 렌더링 검증(헤드리스 브라우저)과 상태보드</w:t>
+      </w:r>
+      <w:r>
+        <w:rPr>
+          <w:rFonts w:ascii="맑은 고딕" w:hAnsi="맑은 고딕"/>
+          <w:i/>
+          <w:color w:val="555555"/>
+          <w:sz w:val="21"/>
+        </w:rPr>
+        <w:t>가 결과물의 체감 깊이를 올리는 파트임.</w:t>
+      </w:r>
+    </w:p>
+    <w:p>
+      <w:r>
+        <w:rPr>
+          <w:rFonts w:ascii="맑은 고딕" w:hAnsi="맑은 고딕"/>
+          <w:b/>
+          <w:sz w:val="21"/>
+        </w:rPr>
+        <w:t>③ 나 (02:43)</w:t>
+      </w:r>
+    </w:p>
+    <w:p>
+      <w:pPr>
+        <w:ind w:left="360"/>
+      </w:pPr>
+      <w:r>
+        <w:rPr>
+          <w:rFonts w:ascii="맑은 고딕" w:hAnsi="맑은 고딕"/>
+          <w:i/>
+          <w:color w:val="555555"/>
+          <w:sz w:val="21"/>
+        </w:rPr>
+        <w:t>중간 단계로 잡는 거 보다 여기서 깊게 들어가야하는거네, 감지 말고도 다른 하나를 추가해야하는데 무설치에서 다룰 수 있는 감지기는 한계가 있다고 보는데, 트래픽으로 인젝션을 감지한다던지 이런 느낌으로 가야하나? 리서치를 돌려볼까</w:t>
+      </w:r>
+    </w:p>
+    <w:p>
+      <w:r>
+        <w:rPr>
+          <w:rFonts w:ascii="맑은 고딕" w:hAnsi="맑은 고딕"/>
+          <w:b/>
+          <w:sz w:val="21"/>
+        </w:rPr>
+        <w:t>결과</w:t>
+      </w:r>
+      <w:r>
+        <w:rPr>
+          <w:rFonts w:ascii="맑은 고딕" w:hAnsi="맑은 고딕"/>
+          <w:sz w:val="21"/>
+        </w:rPr>
+        <w:t xml:space="preserve">: AI가 제시한 답(L4·상태보드)을 "중간 단계"라며 기각하고 다른 축을 요구했습니다. AI는 이어서 제 아이디어의 기술적 모순을 교정했고(트래픽 관찰 = 요청 길목 = 설치형이라 무설치 전제와 충돌), 감으로 정하지 않고 리서치로 검증한 뒤 </w:t>
+      </w:r>
+      <w:r>
+        <w:rPr>
+          <w:rFonts w:ascii="맑은 고딕" w:hAnsi="맑은 고딕"/>
+          <w:b/>
+          <w:sz w:val="21"/>
+        </w:rPr>
+        <w:t>L5 보안 축</w:t>
+      </w:r>
+      <w:r>
+        <w:rPr>
+          <w:rFonts w:ascii="맑은 고딕" w:hAnsi="맑은 고딕"/>
+          <w:sz w:val="21"/>
+        </w:rPr>
+        <w:t>을 채택했습니다.</w:t>
+      </w:r>
+    </w:p>
+    <w:p>
+      <w:pPr>
+        <w:pStyle w:val="Heading3"/>
+      </w:pPr>
+      <w:r>
+        <w:t>왕복 ② — 스펙의 빈 곳을 지적하자 AI가 인정 (7/29 08:40 → 08:41)</w:t>
+      </w:r>
+    </w:p>
+    <w:p>
+      <w:r>
+        <w:rPr>
+          <w:rFonts w:ascii="맑은 고딕" w:hAnsi="맑은 고딕"/>
+          <w:b/>
+          <w:sz w:val="21"/>
+        </w:rPr>
+        <w:t>① 나 (08:40)</w:t>
+      </w:r>
+    </w:p>
+    <w:p>
+      <w:pPr>
+        <w:ind w:left="360"/>
+      </w:pPr>
+      <w:r>
+        <w:rPr>
+          <w:rFonts w:ascii="맑은 고딕" w:hAnsi="맑은 고딕"/>
+          <w:i/>
+          <w:color w:val="555555"/>
+          <w:sz w:val="21"/>
+        </w:rPr>
+        <w:t>추가 질문 2, 문제가 없으면 알림 자체가 뜨지 않음, 알림문구와 영상용 알림이 필요함, 추가로 배포를 어떤걸로 잡아서 어떤 알림을 받을건지는 어디 나와있음?</w:t>
+      </w:r>
+    </w:p>
+    <w:p>
+      <w:r>
+        <w:rPr>
+          <w:rFonts w:ascii="맑은 고딕" w:hAnsi="맑은 고딕"/>
+          <w:b/>
+          <w:sz w:val="21"/>
+        </w:rPr>
+        <w:t>② AI (08:41)</w:t>
+      </w:r>
+      <w:r>
+        <w:rPr>
+          <w:rFonts w:ascii="맑은 고딕" w:hAnsi="맑은 고딕"/>
+          <w:sz w:val="21"/>
+        </w:rPr>
+        <w:t xml:space="preserve"> — 발췌</w:t>
+      </w:r>
+    </w:p>
+    <w:p>
+      <w:pPr>
+        <w:ind w:left="360"/>
+      </w:pPr>
+      <w:r>
+        <w:rPr>
+          <w:rFonts w:ascii="맑은 고딕" w:hAnsi="맑은 고딕"/>
+          <w:i/>
+          <w:color w:val="555555"/>
+          <w:sz w:val="21"/>
+        </w:rPr>
+        <w:t xml:space="preserve">둘 다 정확한 지적임 — 특히 두 번째는 </w:t>
+      </w:r>
+      <w:r>
+        <w:rPr>
+          <w:rFonts w:ascii="맑은 고딕" w:hAnsi="맑은 고딕"/>
+          <w:b/>
+          <w:i/>
+          <w:color w:val="555555"/>
+          <w:sz w:val="21"/>
+        </w:rPr>
+        <w:t>스펙 구멍 맞음</w:t>
+      </w:r>
+      <w:r>
+        <w:rPr>
+          <w:rFonts w:ascii="맑은 고딕" w:hAnsi="맑은 고딕"/>
+          <w:i/>
+          <w:color w:val="555555"/>
+          <w:sz w:val="21"/>
+        </w:rPr>
+        <w:t xml:space="preserve">(데모 대상이 어디에도 안 정해져 있었음). 형이 잡은 거고 […중략…] 결정해서 박음 — 과제용 데모 사이트를 GitHub Pages로 하나 만들어서 그걸 감시함. […중략…] GitHub Pages는 </w:t>
+      </w:r>
+      <w:r>
+        <w:rPr>
+          <w:rFonts w:ascii="맑은 고딕" w:hAnsi="맑은 고딕"/>
+          <w:b/>
+          <w:i/>
+          <w:color w:val="555555"/>
+          <w:sz w:val="21"/>
+        </w:rPr>
+        <w:t>실제 CDN 캐시(약 10분)가 껴 있어서</w:t>
+      </w:r>
+      <w:r>
+        <w:rPr>
+          <w:rFonts w:ascii="맑은 고딕" w:hAnsi="맑은 고딕"/>
+          <w:i/>
+          <w:color w:val="555555"/>
+          <w:sz w:val="21"/>
+        </w:rPr>
+        <w:t xml:space="preserve"> "배포했는데 사용자에겐 옛 버전이 보이는" 시나리오가 연출이 아니라 </w:t>
+      </w:r>
+      <w:r>
+        <w:rPr>
+          <w:rFonts w:ascii="맑은 고딕" w:hAnsi="맑은 고딕"/>
+          <w:b/>
+          <w:i/>
+          <w:color w:val="555555"/>
+          <w:sz w:val="21"/>
+        </w:rPr>
+        <w:t>진짜로 재현</w:t>
+      </w:r>
+      <w:r>
+        <w:rPr>
+          <w:rFonts w:ascii="맑은 고딕" w:hAnsi="맑은 고딕"/>
+          <w:i/>
+          <w:color w:val="555555"/>
+          <w:sz w:val="21"/>
+        </w:rPr>
+        <w:t>됨</w:t>
+      </w:r>
+    </w:p>
+    <w:p>
+      <w:r>
+        <w:rPr>
+          <w:rFonts w:ascii="맑은 고딕" w:hAnsi="맑은 고딕"/>
+          <w:b/>
+          <w:sz w:val="21"/>
+        </w:rPr>
+        <w:t>③ 이어진 실측 (08:52, AI 자기 보고)</w:t>
+      </w:r>
+      <w:r>
+        <w:rPr>
+          <w:rFonts w:ascii="맑은 고딕" w:hAnsi="맑은 고딕"/>
+          <w:sz w:val="21"/>
+        </w:rPr>
+        <w:t xml:space="preserve"> — 발췌</w:t>
+      </w:r>
+    </w:p>
+    <w:p>
+      <w:pPr>
+        <w:ind w:left="360"/>
+      </w:pPr>
+      <w:r>
+        <w:rPr>
+          <w:rFonts w:ascii="맑은 고딕" w:hAnsi="맑은 고딕"/>
+          <w:i/>
+          <w:color w:val="555555"/>
+          <w:sz w:val="21"/>
+        </w:rPr>
+        <w:t xml:space="preserve">⚠️ 오답 1호 — 내가 설계 때 "GitHub Pages CDN 캐시 때문에 배포 직후 옛 버전이 보이는 상황이 실재로 재현된다"고 주장했는데 — 실배포 실측으로 </w:t>
+      </w:r>
+      <w:r>
+        <w:rPr>
+          <w:rFonts w:ascii="맑은 고딕" w:hAnsi="맑은 고딕"/>
+          <w:b/>
+          <w:i/>
+          <w:color w:val="555555"/>
+          <w:sz w:val="21"/>
+        </w:rPr>
+        <w:t>틀린 게 증명됨</w:t>
+      </w:r>
+      <w:r>
+        <w:rPr>
+          <w:rFonts w:ascii="맑은 고딕" w:hAnsi="맑은 고딕"/>
+          <w:i/>
+          <w:color w:val="555555"/>
+          <w:sz w:val="21"/>
+        </w:rPr>
+        <w:t xml:space="preserve"> (Pages는 배포 시 CDN을 즉시 비움. 헤더 </w:t>
+      </w:r>
+      <w:r>
+        <w:rPr>
+          <w:rFonts w:ascii="Consolas" w:hAnsi="Consolas"/>
+          <w:i/>
+          <w:color w:val="555555"/>
+          <w:sz w:val="19"/>
+        </w:rPr>
+        <w:t>X-Cache: HIT</w:t>
+      </w:r>
+      <w:r>
+        <w:rPr>
+          <w:rFonts w:ascii="맑은 고딕" w:hAnsi="맑은 고딕"/>
+          <w:i/>
+          <w:color w:val="555555"/>
+          <w:sz w:val="21"/>
+        </w:rPr>
+        <w:t xml:space="preserve">인데 내용은 새 버전이 증거). 진짜 잔상 주범은 방문자 </w:t>
+      </w:r>
+      <w:r>
+        <w:rPr>
+          <w:rFonts w:ascii="맑은 고딕" w:hAnsi="맑은 고딕"/>
+          <w:b/>
+          <w:i/>
+          <w:color w:val="555555"/>
+          <w:sz w:val="21"/>
+        </w:rPr>
+        <w:t>브라우저 캐시</w:t>
+      </w:r>
+      <w:r>
+        <w:rPr>
+          <w:rFonts w:ascii="맑은 고딕" w:hAnsi="맑은 고딕"/>
+          <w:i/>
+          <w:color w:val="555555"/>
+          <w:sz w:val="21"/>
+        </w:rPr>
+        <w:t>였고, L3에 캐시 정책 실측을 추가하는 코드 교정까지 마침.</w:t>
+      </w:r>
+    </w:p>
+    <w:p>
+      <w:r>
+        <w:rPr>
+          <w:rFonts w:ascii="맑은 고딕" w:hAnsi="맑은 고딕"/>
+          <w:b/>
+          <w:sz w:val="21"/>
+        </w:rPr>
+        <w:t>정직한 구분</w:t>
+      </w:r>
+      <w:r>
+        <w:rPr>
+          <w:rFonts w:ascii="맑은 고딕" w:hAnsi="맑은 고딕"/>
+          <w:sz w:val="21"/>
+        </w:rPr>
+        <w:t xml:space="preserve">: ①②는 제가 스펙 구멍을 적발한 왕복입니다. ③의 CDN 주장 반증은 </w:t>
+      </w:r>
+      <w:r>
+        <w:rPr>
+          <w:rFonts w:ascii="맑은 고딕" w:hAnsi="맑은 고딕"/>
+          <w:b/>
+          <w:sz w:val="21"/>
+        </w:rPr>
+        <w:t>제가 반박한 게 아니라 실제 배포·헤더 측정이 AI 주장을 뒤집은 것</w:t>
+      </w:r>
+      <w:r>
+        <w:rPr>
+          <w:rFonts w:ascii="맑은 고딕" w:hAnsi="맑은 고딕"/>
+          <w:sz w:val="21"/>
+        </w:rPr>
+        <w:t>입니다. 제 기여는 "감지 대상을 우리가 통제 가능한 사이트로 두자"는 방향을 만든 데까지입니다.</w:t>
+      </w:r>
+    </w:p>
+    <w:p>
+      <w:pPr>
+        <w:pStyle w:val="Heading3"/>
+      </w:pPr>
+      <w:r>
+        <w:t>왕복 ③ — "제가 못 합니다"를 뒤집어 사고를 잡음 (7/31 05:12)</w:t>
+      </w:r>
+    </w:p>
+    <w:p>
+      <w:r>
+        <w:rPr>
+          <w:rFonts w:ascii="맑은 고딕" w:hAnsi="맑은 고딕"/>
+          <w:b/>
+          <w:sz w:val="21"/>
+        </w:rPr>
+        <w:t>① 나 (05:12)</w:t>
+      </w:r>
+    </w:p>
+    <w:p>
+      <w:pPr>
+        <w:ind w:left="360"/>
+      </w:pPr>
+      <w:r>
+        <w:rPr>
+          <w:rFonts w:ascii="맑은 고딕" w:hAnsi="맑은 고딕"/>
+          <w:i/>
+          <w:color w:val="555555"/>
+          <w:sz w:val="21"/>
+        </w:rPr>
+        <w:t>추가 질문, 녹음 플로우는 어떻게 하면 되는거임? 화면캡처도구 다운받아오셈</w:t>
+      </w:r>
+    </w:p>
+    <w:p>
+      <w:r>
+        <w:rPr>
+          <w:rFonts w:ascii="맑은 고딕" w:hAnsi="맑은 고딕"/>
+          <w:b/>
+          <w:sz w:val="21"/>
+        </w:rPr>
+        <w:t>② AI</w:t>
+      </w:r>
+      <w:r>
+        <w:rPr>
+          <w:rFonts w:ascii="맑은 고딕" w:hAnsi="맑은 고딕"/>
+          <w:sz w:val="21"/>
+        </w:rPr>
+        <w:t xml:space="preserve"> — 그 직전 보고 요지</w:t>
+      </w:r>
+    </w:p>
+    <w:p>
+      <w:pPr>
+        <w:ind w:left="360"/>
+      </w:pPr>
+      <w:r>
+        <w:rPr>
+          <w:rFonts w:ascii="맑은 고딕" w:hAnsi="맑은 고딕"/>
+          <w:i/>
+          <w:color w:val="555555"/>
+          <w:sz w:val="21"/>
+        </w:rPr>
+        <w:t>녹화는 제가 못 합니다 — 화면 캡처 도구가 없습니다. 형이 3분 원테이크를 찍어야 하는데…</w:t>
+      </w:r>
+    </w:p>
+    <w:p>
+      <w:r>
+        <w:rPr>
+          <w:rFonts w:ascii="맑은 고딕" w:hAnsi="맑은 고딕"/>
+          <w:b/>
+          <w:sz w:val="21"/>
+        </w:rPr>
+        <w:t>③ 결과</w:t>
+      </w:r>
+      <w:r>
+        <w:rPr>
+          <w:rFonts w:ascii="맑은 고딕" w:hAnsi="맑은 고딕"/>
+          <w:sz w:val="21"/>
+        </w:rPr>
+        <w:t xml:space="preserve"> 지시대로 캡처 도구를 설치하니 </w:t>
+      </w:r>
+      <w:r>
+        <w:rPr>
+          <w:rFonts w:ascii="맑은 고딕" w:hAnsi="맑은 고딕"/>
+          <w:b/>
+          <w:sz w:val="21"/>
+        </w:rPr>
+        <w:t>창 영역 녹화가 실제로 가능</w:t>
+      </w:r>
+      <w:r>
+        <w:rPr>
+          <w:rFonts w:ascii="맑은 고딕" w:hAnsi="맑은 고딕"/>
+          <w:sz w:val="21"/>
+        </w:rPr>
+        <w:t xml:space="preserve">했습니다. 그런데 리허설 영상을 프레임으로 뽑아 눈으로 확인했더니, 화면에 무관한 작업 창과 메신저가 그대로 찍혀 있었습니다. 즉시 폐기하고, 녹화기가 </w:t>
+      </w:r>
+      <w:r>
+        <w:rPr>
+          <w:rFonts w:ascii="맑은 고딕" w:hAnsi="맑은 고딕"/>
+          <w:b/>
+          <w:sz w:val="21"/>
+        </w:rPr>
+        <w:t>자기 창이 최상위일 때만</w:t>
+      </w:r>
+      <w:r>
+        <w:rPr>
+          <w:rFonts w:ascii="맑은 고딕" w:hAnsi="맑은 고딕"/>
+          <w:sz w:val="21"/>
+        </w:rPr>
+        <w:t xml:space="preserve"> 촬영하고 아니면 중단하도록 가드를 넣었습니다(바탕화면 전체로 대체하는 경로는 제거).</w:t>
+      </w:r>
+    </w:p>
+    <w:p>
+      <w:pPr>
+        <w:ind w:left="360"/>
+      </w:pPr>
+      <w:r>
+        <w:rPr>
+          <w:rFonts w:ascii="맑은 고딕" w:hAnsi="맑은 고딕"/>
+          <w:i/>
+          <w:color w:val="555555"/>
+          <w:sz w:val="21"/>
+        </w:rPr>
+        <w:t xml:space="preserve">"못 한다"는 보고는 </w:t>
+      </w:r>
+      <w:r>
+        <w:rPr>
+          <w:rFonts w:ascii="맑은 고딕" w:hAnsi="맑은 고딕"/>
+          <w:b/>
+          <w:i/>
+          <w:color w:val="555555"/>
+          <w:sz w:val="21"/>
+        </w:rPr>
+        <w:t>도구가 없다</w:t>
+      </w:r>
+      <w:r>
+        <w:rPr>
+          <w:rFonts w:ascii="맑은 고딕" w:hAnsi="맑은 고딕"/>
+          <w:i/>
+          <w:color w:val="555555"/>
+          <w:sz w:val="21"/>
+        </w:rPr>
+        <w:t xml:space="preserve">는 뜻이지 </w:t>
+      </w:r>
+      <w:r>
+        <w:rPr>
+          <w:rFonts w:ascii="맑은 고딕" w:hAnsi="맑은 고딕"/>
+          <w:b/>
+          <w:i/>
+          <w:color w:val="555555"/>
+          <w:sz w:val="21"/>
+        </w:rPr>
+        <w:t>불가능하다</w:t>
+      </w:r>
+      <w:r>
+        <w:rPr>
+          <w:rFonts w:ascii="맑은 고딕" w:hAnsi="맑은 고딕"/>
+          <w:i/>
+          <w:color w:val="555555"/>
+          <w:sz w:val="21"/>
+        </w:rPr>
+        <w:t>는 뜻이 아니었습니다. 그 지시가 없었으면 능력 확인도, 유출 직전 발견도 없었습니다.</w:t>
+      </w:r>
+    </w:p>
+    <w:p>
+      <w:pPr>
+        <w:pStyle w:val="Heading3"/>
+      </w:pPr>
+      <w:r>
+        <w:t>왕복 ④ — 진행 순서를 뒤집어 결과를 바꿈 (7/31 05:10 → 05:28)</w:t>
+      </w:r>
+    </w:p>
+    <w:p>
+      <w:r>
+        <w:rPr>
+          <w:rFonts w:ascii="맑은 고딕" w:hAnsi="맑은 고딕"/>
+          <w:b/>
+          <w:sz w:val="21"/>
+        </w:rPr>
+        <w:t>① 나 (05:10)</w:t>
+      </w:r>
+    </w:p>
+    <w:p>
+      <w:pPr>
+        <w:ind w:left="360"/>
+      </w:pPr>
+      <w:r>
+        <w:rPr>
+          <w:rFonts w:ascii="맑은 고딕" w:hAnsi="맑은 고딕"/>
+          <w:i/>
+          <w:color w:val="555555"/>
+          <w:sz w:val="21"/>
+        </w:rPr>
+        <w:t>순서 재고하셈, ai 검사자 통제 실험을 먼저 하는게 낫지 않겠음? 아님 어떻게 할거임? 지금 마무리 단계?</w:t>
+      </w:r>
+    </w:p>
+    <w:p>
+      <w:r>
+        <w:rPr>
+          <w:rFonts w:ascii="맑은 고딕" w:hAnsi="맑은 고딕"/>
+          <w:b/>
+          <w:sz w:val="21"/>
+        </w:rPr>
+        <w:t>② AI</w:t>
+      </w:r>
+      <w:r>
+        <w:rPr>
+          <w:rFonts w:ascii="맑은 고딕" w:hAnsi="맑은 고딕"/>
+          <w:sz w:val="21"/>
+        </w:rPr>
+        <w:t xml:space="preserve"> — 순서를 바꾸는 게 맞다고 수용하고, 정답(ground truth)이 확정된 지금이 통제 실험의 적기라는 근거를 제시</w:t>
+      </w:r>
+    </w:p>
+    <w:p>
+      <w:r>
+        <w:rPr>
+          <w:rFonts w:ascii="맑은 고딕" w:hAnsi="맑은 고딕"/>
+          <w:b/>
+          <w:sz w:val="21"/>
+        </w:rPr>
+        <w:t>③ 나 (05:28)</w:t>
+      </w:r>
+    </w:p>
+    <w:p>
+      <w:pPr>
+        <w:ind w:left="360"/>
+      </w:pPr>
+      <w:r>
+        <w:rPr>
+          <w:rFonts w:ascii="맑은 고딕" w:hAnsi="맑은 고딕"/>
+          <w:i/>
+          <w:color w:val="555555"/>
+          <w:sz w:val="21"/>
+        </w:rPr>
+        <w:t>잠만 녹화는 맨 마지막으로 빼고 실험부터 해서 문서 깔끔하게 쓰는게 낫지 ㅇㅇ 컴 껏다가 해야할듯이건</w:t>
+      </w:r>
+    </w:p>
+    <w:p>
+      <w:r>
+        <w:rPr>
+          <w:rFonts w:ascii="맑은 고딕" w:hAnsi="맑은 고딕"/>
+          <w:b/>
+          <w:sz w:val="21"/>
+        </w:rPr>
+        <w:t>결과</w:t>
+      </w:r>
+      <w:r>
+        <w:rPr>
+          <w:rFonts w:ascii="맑은 고딕" w:hAnsi="맑은 고딕"/>
+          <w:sz w:val="21"/>
+        </w:rPr>
+        <w:t>: 실험을 앞당긴 덕에 제품 문서의 한계 항목 3건이 새로 발견됐습니다(§5). 녹화를 뒤로 뺀 판단은 위 왕복 ③의 유출 사고를 예방하는 순서이기도 했습니다.</w:t>
+      </w:r>
+    </w:p>
+    <w:p>
+      <w:pPr>
+        <w:spacing w:before="120" w:after="120"/>
+        <w:pBdr>
+          <w:bottom w:val="single" w:sz="6" w:space="1" w:color="BBBBBB"/>
+        </w:pBdr>
+      </w:pPr>
+    </w:p>
+    <w:p>
+      <w:r>
+        <w:rPr>
+          <w:rFonts w:ascii="맑은 고딕" w:hAnsi="맑은 고딕"/>
+          <w:b/>
+          <w:sz w:val="21"/>
+        </w:rPr>
+        <w:t>전체 기록</w:t>
+      </w:r>
+      <w:r>
+        <w:rPr>
+          <w:rFonts w:ascii="맑은 고딕" w:hAnsi="맑은 고딕"/>
+          <w:sz w:val="21"/>
+        </w:rPr>
+        <w:t xml:space="preserve">: 위 4건 외에 제가 입력한 지시 전문은 </w:t>
+      </w:r>
+      <w:r>
+        <w:rPr>
+          <w:rFonts w:ascii="Consolas" w:hAnsi="Consolas"/>
+          <w:sz w:val="19"/>
+        </w:rPr>
+        <w:t>docs/ai-log/raw/00-지시-전문.md</w:t>
+      </w:r>
+      <w:r>
+        <w:rPr>
+          <w:rFonts w:ascii="맑은 고딕" w:hAnsi="맑은 고딕"/>
+          <w:sz w:val="21"/>
+        </w:rPr>
+        <w:t xml:space="preserve">에 시간순으로 있습니다. 다만 이 파일은 </w:t>
+      </w:r>
+      <w:r>
+        <w:rPr>
+          <w:rFonts w:ascii="맑은 고딕" w:hAnsi="맑은 고딕"/>
+          <w:b/>
+          <w:sz w:val="21"/>
+        </w:rPr>
+        <w:t>트랜스크립트의 user 역할 메시지를 기계 추출한 것</w:t>
+      </w:r>
+      <w:r>
+        <w:rPr>
+          <w:rFonts w:ascii="맑은 고딕" w:hAnsi="맑은 고딕"/>
+          <w:sz w:val="21"/>
+        </w:rPr>
+        <w:t xml:space="preserve">이라, 시스템이 자동 삽입한 블록을 걷어냈어도 사람이 직접 친 말만 남았다고 단정하지 않습니다. 사람이 친 말임을 확인한 것은 위 4건입니다. 추출기는 </w:t>
+      </w:r>
+      <w:r>
+        <w:rPr>
+          <w:rFonts w:ascii="Consolas" w:hAnsi="Consolas"/>
+          <w:sz w:val="19"/>
+        </w:rPr>
+        <w:t>tools/extract_log.py</w:t>
+      </w:r>
+      <w:r>
+        <w:rPr>
+          <w:rFonts w:ascii="맑은 고딕" w:hAnsi="맑은 고딕"/>
+          <w:sz w:val="21"/>
+        </w:rPr>
+        <w:t xml:space="preserve">이고, 레코드 단위로 작업 디렉터리를 확인해 이 과제분만 통과시킨 뒤 마스킹하고 </w:t>
+      </w:r>
+      <w:r>
+        <w:rPr>
+          <w:rFonts w:ascii="맑은 고딕" w:hAnsi="맑은 고딕"/>
+          <w:b/>
+          <w:sz w:val="21"/>
+        </w:rPr>
+        <w:t>차단형 감사</w:t>
+      </w:r>
+      <w:r>
+        <w:rPr>
+          <w:rFonts w:ascii="맑은 고딕" w:hAnsi="맑은 고딕"/>
+          <w:sz w:val="21"/>
+        </w:rPr>
+        <w:t xml:space="preserve">를 거칩니다(위험 신호가 있으면 산출물 삭제 후 종료). 세션별 서사 기록은 </w:t>
+      </w:r>
+      <w:r>
+        <w:rPr>
+          <w:rFonts w:ascii="Consolas" w:hAnsi="Consolas"/>
+          <w:sz w:val="19"/>
+        </w:rPr>
+        <w:t>docs/ai-log/</w:t>
+      </w:r>
+      <w:r>
+        <w:rPr>
+          <w:rFonts w:ascii="맑은 고딕" w:hAnsi="맑은 고딕"/>
+          <w:sz w:val="21"/>
+        </w:rPr>
+        <w:t xml:space="preserve"> 25개 파일에 있습니다.</w:t>
+      </w:r>
+    </w:p>
+    <w:p>
+      <w:pPr>
+        <w:spacing w:before="120" w:after="120"/>
+        <w:pBdr>
+          <w:bottom w:val="single" w:sz="6" w:space="1" w:color="BBBBBB"/>
+        </w:pBdr>
+      </w:pPr>
+    </w:p>
+    <w:p>
+      <w:pPr>
+        <w:pStyle w:val="Heading2"/>
+      </w:pPr>
+      <w:r>
+        <w:t>2. 사용한 AI 도구 (S1a)</w:t>
       </w:r>
     </w:p>
     <w:tbl>
@@ -433,7 +1295,7 @@
           <w:rFonts w:ascii="맑은 고딕" w:hAnsi="맑은 고딕"/>
           <w:sz w:val="21"/>
         </w:rPr>
-        <w:t xml:space="preserve"> Claude가 짠 코드를 Codex가 감사하고, 그 지적을 제가 수용/기각 판단했습니다. 같은 모델에게 자기 코드를 검토시키면 자기 결론을 방어한다는 걸 실제로 관측했습니다(§3.7).</w:t>
+        <w:t xml:space="preserve"> Claude가 짠 코드를 Codex가 감사하고, 그 지적을 제가 수용/기각 판단했습니다. 같은 모델에게 자기 코드를 검토시키면 자기 결론을 방어한다는 걸 실제로 관측했습니다(§3.5).</w:t>
       </w:r>
     </w:p>
     <w:p>
@@ -449,38 +1311,60 @@
         <w:pStyle w:val="Heading2"/>
       </w:pPr>
       <w:r>
-        <w:t>2. 실제 주고받은 대화 (S1b)</w:t>
+        <w:t>3. AI가 틀린 순간과 바로잡은 방법 (S1c) ★</w:t>
       </w:r>
     </w:p>
     <w:p>
+      <w:r>
+        <w:rPr>
+          <w:rFonts w:ascii="맑은 고딕" w:hAnsi="맑은 고딕"/>
+          <w:sz w:val="21"/>
+        </w:rPr>
+        <w:t xml:space="preserve">오답 </w:t>
+      </w:r>
       <w:r>
         <w:rPr>
           <w:rFonts w:ascii="맑은 고딕" w:hAnsi="맑은 고딕"/>
           <w:b/>
           <w:sz w:val="21"/>
         </w:rPr>
-        <w:t>실제 대화와 거기서 이어진 의사결정 기록</w:t>
+        <w:t>34건</w:t>
       </w:r>
       <w:r>
         <w:rPr>
           <w:rFonts w:ascii="맑은 고딕" w:hAnsi="맑은 고딕"/>
           <w:sz w:val="21"/>
         </w:rPr>
-        <w:t xml:space="preserve">입니다. 각 건은 ① 제가 입력한 프롬프트 ② AI의 답변 중 관련 부분 ③ 그 답을 의심·기각하거나 뒤집은 저의 다음 메시지, 그리고 그 결과 무엇이 바뀌었는지로 구성했습니다. 인용은 세션 로그의 해당 구간에서 가져왔고, 긴 답변은 </w:t>
+        <w:t xml:space="preserve">을 발생 즉시 기록했고, 여기엔 그중 </w:t>
+      </w:r>
+      <w:r>
+        <w:rPr>
+          <w:rFonts w:ascii="맑은 고딕" w:hAnsi="맑은 고딕"/>
+          <w:b/>
+          <w:sz w:val="21"/>
+        </w:rPr>
+        <w:t>판단이 드러나는 5건</w:t>
+      </w:r>
+      <w:r>
+        <w:rPr>
+          <w:rFonts w:ascii="맑은 고딕" w:hAnsi="맑은 고딕"/>
+          <w:sz w:val="21"/>
+        </w:rPr>
+        <w:t xml:space="preserve">만 폅니다. 전부 "프롬프트 → AI 답변 → 나의 대응" 순서이고, 각 건에 그때 실제로 돌린 검증을 붙였습니다. 나머지는 </w:t>
       </w:r>
       <w:r>
         <w:rPr>
           <w:rFonts w:ascii="Consolas" w:hAnsi="Consolas"/>
           <w:sz w:val="19"/>
         </w:rPr>
-        <w:t>[중략]</w:t>
+        <w:t>docs/ai-log/</w:t>
       </w:r>
       <w:r>
         <w:rPr>
           <w:rFonts w:ascii="맑은 고딕" w:hAnsi="맑은 고딕"/>
           <w:sz w:val="21"/>
         </w:rPr>
-        <w:t>으로 표시해 관련 부분만 발췌했습니다.</w:t>
+        <w:t xml:space="preserve"> 25개 세션 파일에 있습니다.</w:t>
       </w:r>
     </w:p>
     <w:p>
@@ -490,20 +1374,12 @@
       <w:r>
         <w:rPr>
           <w:rFonts w:ascii="맑은 고딕" w:hAnsi="맑은 고딕"/>
+          <w:b/>
           <w:i/>
           <w:color w:val="555555"/>
           <w:sz w:val="21"/>
         </w:rPr>
-        <w:t xml:space="preserve">출처 = Claude Code 세션 트랜스크립트 </w:t>
-      </w:r>
-      <w:r>
-        <w:rPr>
-          <w:rFonts w:ascii="Consolas" w:hAnsi="Consolas"/>
-          <w:i/>
-          <w:color w:val="555555"/>
-          <w:sz w:val="19"/>
-        </w:rPr>
-        <w:t>195b5388…</w:t>
+        <w:t>핵심 제품과 확장의 구분</w:t>
       </w:r>
       <w:r>
         <w:rPr>
@@ -512,16 +1388,17 @@
           <w:color w:val="555555"/>
           <w:sz w:val="21"/>
         </w:rPr>
-        <w:t xml:space="preserve">(7/29~7/30) · </w:t>
-      </w:r>
-      <w:r>
-        <w:rPr>
-          <w:rFonts w:ascii="Consolas" w:hAnsi="Consolas"/>
+        <w:t xml:space="preserve">: 이 도구의 핵심은 </w:t>
+      </w:r>
+      <w:r>
+        <w:rPr>
+          <w:rFonts w:ascii="맑은 고딕" w:hAnsi="맑은 고딕"/>
+          <w:b/>
           <w:i/>
           <w:color w:val="555555"/>
-          <w:sz w:val="19"/>
-        </w:rPr>
-        <w:t>e37d4d4f…</w:t>
+          <w:sz w:val="21"/>
+        </w:rPr>
+        <w:t>L1 생존 · L2 내용 · L3 배포반영</w:t>
       </w:r>
       <w:r>
         <w:rPr>
@@ -530,7 +1407,26 @@
           <w:color w:val="555555"/>
           <w:sz w:val="21"/>
         </w:rPr>
-        <w:t>(7/30~7/31). 시각은 해당 로그의 타임스탬프입니다. 토큰·경로·무관 프로젝트명은 마스킹했습니다.</w:t>
+        <w:t xml:space="preserve">입니다. "배포한 게 사용자 화면까지 반영됐는가"라는 질문 하나에 답하는 최소 구성이고, 7/29 하루에 완성해 라이브로 돌렸습니다. </w:t>
+      </w:r>
+      <w:r>
+        <w:rPr>
+          <w:rFonts w:ascii="맑은 고딕" w:hAnsi="맑은 고딕"/>
+          <w:b/>
+          <w:i/>
+          <w:color w:val="555555"/>
+          <w:sz w:val="21"/>
+        </w:rPr>
+        <w:t>L4 렌더링 · L5 보안은 핵심이 동작한 뒤 붙인 선택 확장</w:t>
+      </w:r>
+      <w:r>
+        <w:rPr>
+          <w:rFonts w:ascii="맑은 고딕" w:hAnsi="맑은 고딕"/>
+          <w:i/>
+          <w:color w:val="555555"/>
+          <w:sz w:val="21"/>
+        </w:rPr>
+        <w:t>이고, 아래 사례 대부분은 그 확장을 검증하는 과정에서 나왔습니다.</w:t>
       </w:r>
     </w:p>
     <w:p>
@@ -538,7 +1434,7 @@
         <w:pStyle w:val="Heading3"/>
       </w:pPr>
       <w:r>
-        <w:t>왕복 ① — AI의 "이 정도면 충분하다" 프레이밍을 기각 (7/30 02:40 → 02:43)</w:t>
+        <w:t>3.1 "닫았다"고 기록한 테스트가 실패할 수 없는 구조였다 (오답 24호)</w:t>
       </w:r>
     </w:p>
     <w:p>
@@ -548,7 +1444,199 @@
           <w:b/>
           <w:sz w:val="21"/>
         </w:rPr>
-        <w:t>① 나 (02:40)</w:t>
+        <w:t>상황</w:t>
+      </w:r>
+      <w:r>
+        <w:rPr>
+          <w:rFonts w:ascii="맑은 고딕" w:hAnsi="맑은 고딕"/>
+          <w:sz w:val="21"/>
+        </w:rPr>
+        <w:t xml:space="preserve">: 클로킹 오탐이 반복돼 회귀 테스트에 "주기 4·8·12"를 추가하고 커밋 메시지와 감사 문서에 </w:t>
+      </w:r>
+      <w:r>
+        <w:rPr>
+          <w:rFonts w:ascii="맑은 고딕" w:hAnsi="맑은 고딕"/>
+          <w:b/>
+          <w:sz w:val="21"/>
+        </w:rPr>
+        <w:t>"닫았다"</w:t>
+      </w:r>
+      <w:r>
+        <w:rPr>
+          <w:rFonts w:ascii="맑은 고딕" w:hAnsi="맑은 고딕"/>
+          <w:sz w:val="21"/>
+        </w:rPr>
+        <w:t>고 적었습니다.</w:t>
+      </w:r>
+    </w:p>
+    <w:p>
+      <w:r>
+        <w:rPr>
+          <w:rFonts w:ascii="맑은 고딕" w:hAnsi="맑은 고딕"/>
+          <w:b/>
+          <w:sz w:val="21"/>
+        </w:rPr>
+        <w:t>AI(검사자) 지적</w:t>
+      </w:r>
+      <w:r>
+        <w:rPr>
+          <w:rFonts w:ascii="맑은 고딕" w:hAnsi="맑은 고딕"/>
+          <w:sz w:val="21"/>
+        </w:rPr>
+        <w:t xml:space="preserve">: 다음 라운드에서 그 테스트를 실제로 돌려보니 </w:t>
+      </w:r>
+      <w:r>
+        <w:rPr>
+          <w:rFonts w:ascii="맑은 고딕" w:hAnsi="맑은 고딕"/>
+          <w:b/>
+          <w:sz w:val="21"/>
+        </w:rPr>
+        <w:t>주기 12는 커버리지가 0</w:t>
+      </w:r>
+      <w:r>
+        <w:rPr>
+          <w:rFonts w:ascii="맑은 고딕" w:hAnsi="맑은 고딕"/>
+          <w:sz w:val="21"/>
+        </w:rPr>
+        <w:t>.</w:t>
+      </w:r>
+    </w:p>
+    <w:p>
+      <w:r>
+        <w:rPr>
+          <w:rFonts w:ascii="맑은 고딕" w:hAnsi="맑은 고딕"/>
+          <w:b/>
+          <w:sz w:val="21"/>
+        </w:rPr>
+        <w:t>원인</w:t>
+      </w:r>
+      <w:r>
+        <w:rPr>
+          <w:rFonts w:ascii="맑은 고딕" w:hAnsi="맑은 고딕"/>
+          <w:sz w:val="21"/>
+        </w:rPr>
+        <w:t xml:space="preserve">: 픽스처의 스팸 회차가 </w:t>
+      </w:r>
+      <w:r>
+        <w:rPr>
+          <w:rFonts w:ascii="Consolas" w:hAnsi="Consolas"/>
+          <w:sz w:val="19"/>
+        </w:rPr>
+        <w:t>{1,5,9}</w:t>
+      </w:r>
+      <w:r>
+        <w:rPr>
+          <w:rFonts w:ascii="맑은 고딕" w:hAnsi="맑은 고딕"/>
+          <w:sz w:val="21"/>
+        </w:rPr>
+        <w:t xml:space="preserve">였는데, 이건 하필 </w:t>
+      </w:r>
+      <w:r>
+        <w:rPr>
+          <w:rFonts w:ascii="맑은 고딕" w:hAnsi="맑은 고딕"/>
+          <w:b/>
+          <w:sz w:val="21"/>
+        </w:rPr>
+        <w:t>바뀌기 전 배치의 봇 인덱스</w:t>
+      </w:r>
+      <w:r>
+        <w:rPr>
+          <w:rFonts w:ascii="맑은 고딕" w:hAnsi="맑은 고딕"/>
+          <w:sz w:val="21"/>
+        </w:rPr>
+        <w:t xml:space="preserve">였습니다. 새 배치에서는 일반 표본 블록이 그 값을 반드시 밟습니다. 즉 결함이 있어도 </w:t>
+      </w:r>
+      <w:r>
+        <w:rPr>
+          <w:rFonts w:ascii="맑은 고딕" w:hAnsi="맑은 고딕"/>
+          <w:b/>
+          <w:sz w:val="21"/>
+        </w:rPr>
+        <w:t>절대 실패할 수 없는</w:t>
+      </w:r>
+      <w:r>
+        <w:rPr>
+          <w:rFonts w:ascii="맑은 고딕" w:hAnsi="맑은 고딕"/>
+          <w:sz w:val="21"/>
+        </w:rPr>
+        <w:t xml:space="preserve"> 테스트였습니다. 통과한 게 아니라 못 걸린 겁니다.</w:t>
+      </w:r>
+    </w:p>
+    <w:p>
+      <w:r>
+        <w:rPr>
+          <w:rFonts w:ascii="맑은 고딕" w:hAnsi="맑은 고딕"/>
+          <w:b/>
+          <w:sz w:val="21"/>
+        </w:rPr>
+        <w:t>나의 대응</w:t>
+      </w:r>
+      <w:r>
+        <w:rPr>
+          <w:rFonts w:ascii="맑은 고딕" w:hAnsi="맑은 고딕"/>
+          <w:sz w:val="21"/>
+        </w:rPr>
+        <w:t xml:space="preserve">: 자연스러운 조건(배너 12개 중 1개에 도박 문구)으로 픽스처를 바꾸고, </w:t>
+      </w:r>
+      <w:r>
+        <w:rPr>
+          <w:rFonts w:ascii="맑은 고딕" w:hAnsi="맑은 고딕"/>
+          <w:b/>
+          <w:sz w:val="21"/>
+        </w:rPr>
+        <w:t>수리 전 코드에 먼저 물려 RED를 확인</w:t>
+      </w:r>
+      <w:r>
+        <w:rPr>
+          <w:rFonts w:ascii="맑은 고딕" w:hAnsi="맑은 고딕"/>
+          <w:sz w:val="21"/>
+        </w:rPr>
+        <w:t>했습니다.</w:t>
+      </w:r>
+    </w:p>
+    <w:p>
+      <w:pPr>
+        <w:spacing w:after="160"/>
+        <w:ind w:left="280"/>
+      </w:pPr>
+      <w:r>
+        <w:rPr>
+          <w:rFonts w:ascii="Consolas" w:hAnsi="Consolas"/>
+          <w:sz w:val="18"/>
+        </w:rPr>
+        <w:t>=== 수리 전 코드(HEAD c947603) × 교정한 픽스처 ===</w:t>
+        <w:br/>
+        <w:t>/rotate12          하드 FAIL  0/20  green   ← 실패 불가였던 원래 픽스처</w:t>
+        <w:br/>
+        <w:t>/rotate12single    하드 FAIL 20/20  RED     ← 교정 후: 영구 오탐이 드러남</w:t>
+        <w:br/>
+        <w:t>/rotate9           하드 FAIL  5/20  RED</w:t>
+        <w:br/>
+        <w:t>/rotate14          하드 FAIL 10/20  RED</w:t>
+      </w:r>
+    </w:p>
+    <w:p>
+      <w:r>
+        <w:rPr>
+          <w:rFonts w:ascii="맑은 고딕" w:hAnsi="맑은 고딕"/>
+          <w:sz w:val="21"/>
+        </w:rPr>
+        <w:t xml:space="preserve">덤으로 </w:t>
+      </w:r>
+      <w:r>
+        <w:rPr>
+          <w:rFonts w:ascii="맑은 고딕" w:hAnsi="맑은 고딕"/>
+          <w:b/>
+          <w:sz w:val="21"/>
+        </w:rPr>
+        <w:t>검사자가 지적한 주기 12뿐 아니라 9 이상이 전부 새고 있었음</w:t>
+      </w:r>
+      <w:r>
+        <w:rPr>
+          <w:rFonts w:ascii="맑은 고딕" w:hAnsi="맑은 고딕"/>
+          <w:sz w:val="21"/>
+        </w:rPr>
+        <w:t>이 드러났습니다. 검사자가 준 예시는 취약 구간의 전부가 아니었습니다.</w:t>
       </w:r>
     </w:p>
     <w:p>
@@ -558,34 +1646,13 @@
       <w:r>
         <w:rPr>
           <w:rFonts w:ascii="맑은 고딕" w:hAnsi="맑은 고딕"/>
+          <w:b/>
           <w:i/>
           <w:color w:val="555555"/>
           <w:sz w:val="21"/>
         </w:rPr>
-        <w:t>오케이, 난 아직 깊다 생각이 안드는 이유에 대해, 기존 프로젝트 때문에?</w:t>
-      </w:r>
-    </w:p>
-    <w:p>
-      <w:r>
-        <w:rPr>
-          <w:rFonts w:ascii="맑은 고딕" w:hAnsi="맑은 고딕"/>
-          <w:b/>
-          <w:sz w:val="21"/>
-        </w:rPr>
-        <w:t>② AI (02:41)</w:t>
-      </w:r>
-      <w:r>
-        <w:rPr>
-          <w:rFonts w:ascii="맑은 고딕" w:hAnsi="맑은 고딕"/>
-          <w:sz w:val="21"/>
-        </w:rPr>
-        <w:t xml:space="preserve"> — 발췌</w:t>
-      </w:r>
-    </w:p>
-    <w:p>
-      <w:pPr>
-        <w:ind w:left="360"/>
-      </w:pPr>
+        <w:t>규칙으로 승격</w:t>
+      </w:r>
       <w:r>
         <w:rPr>
           <w:rFonts w:ascii="맑은 고딕" w:hAnsi="맑은 고딕"/>
@@ -593,7 +1660,7 @@
           <w:color w:val="555555"/>
           <w:sz w:val="21"/>
         </w:rPr>
-        <w:t xml:space="preserve">형이 느끼는 "안 깊다"는 착각이 아니라 </w:t>
+        <w:t xml:space="preserve">: 새 회귀 테스트는 "결함 있는 코드에서 실제로 RED가 되는가"를 </w:t>
       </w:r>
       <w:r>
         <w:rPr>
@@ -603,7 +1670,7 @@
           <w:color w:val="555555"/>
           <w:sz w:val="21"/>
         </w:rPr>
-        <w:t>비교 대상이 프로덕션 SaaS라서 생기는 눈높이 문제</w:t>
+        <w:t>먼저</w:t>
       </w:r>
       <w:r>
         <w:rPr>
@@ -612,973 +1679,7 @@
           <w:color w:val="555555"/>
           <w:sz w:val="21"/>
         </w:rPr>
-        <w:t xml:space="preserve">가 맞음. […중략…] </w:t>
-      </w:r>
-      <w:r>
-        <w:rPr>
-          <w:rFonts w:ascii="맑은 고딕" w:hAnsi="맑은 고딕"/>
-          <w:b/>
-          <w:i/>
-          <w:color w:val="555555"/>
-          <w:sz w:val="21"/>
-        </w:rPr>
-        <w:t>이 과제의 평가축은 결과물 깊이가 아니라 과정 깊이임.</w:t>
-      </w:r>
-      <w:r>
-        <w:rPr>
-          <w:rFonts w:ascii="맑은 고딕" w:hAnsi="맑은 고딕"/>
-          <w:i/>
-          <w:color w:val="555555"/>
-          <w:sz w:val="21"/>
-        </w:rPr>
-        <w:t xml:space="preserve"> […중략…] 정직한 잔여 우려 하나: 도메인 자체(배포 확인)는 지적으로 어려운 문제는 아님. […중략…] 만약 형이 "결과물도 더 깊어 보였으면 좋겠다"면 그 답은 D2에 이미 있음 — </w:t>
-      </w:r>
-      <w:r>
-        <w:rPr>
-          <w:rFonts w:ascii="맑은 고딕" w:hAnsi="맑은 고딕"/>
-          <w:b/>
-          <w:i/>
-          <w:color w:val="555555"/>
-          <w:sz w:val="21"/>
-        </w:rPr>
-        <w:t>L4 렌더링 검증(헤드리스 브라우저)과 상태보드</w:t>
-      </w:r>
-      <w:r>
-        <w:rPr>
-          <w:rFonts w:ascii="맑은 고딕" w:hAnsi="맑은 고딕"/>
-          <w:i/>
-          <w:color w:val="555555"/>
-          <w:sz w:val="21"/>
-        </w:rPr>
-        <w:t>가 결과물의 체감 깊이를 올리는 파트임.</w:t>
-      </w:r>
-    </w:p>
-    <w:p>
-      <w:r>
-        <w:rPr>
-          <w:rFonts w:ascii="맑은 고딕" w:hAnsi="맑은 고딕"/>
-          <w:b/>
-          <w:sz w:val="21"/>
-        </w:rPr>
-        <w:t>③ 나 (02:43)</w:t>
-      </w:r>
-    </w:p>
-    <w:p>
-      <w:pPr>
-        <w:ind w:left="360"/>
-      </w:pPr>
-      <w:r>
-        <w:rPr>
-          <w:rFonts w:ascii="맑은 고딕" w:hAnsi="맑은 고딕"/>
-          <w:i/>
-          <w:color w:val="555555"/>
-          <w:sz w:val="21"/>
-        </w:rPr>
-        <w:t>중간 단계로 잡는 거 보다 여기서 깊게 들어가야하는거네, 감지 말고도 다른 하나를 추가해야하는데 무설치에서 다룰 수 있는 감지기는 한계가 있다고 보는데, 트래픽으로 인젝션을 감지한다던지 이런 느낌으로 가야하나? 리서치를 돌려볼까</w:t>
-      </w:r>
-    </w:p>
-    <w:p>
-      <w:r>
-        <w:rPr>
-          <w:rFonts w:ascii="맑은 고딕" w:hAnsi="맑은 고딕"/>
-          <w:b/>
-          <w:sz w:val="21"/>
-        </w:rPr>
-        <w:t>결과</w:t>
-      </w:r>
-      <w:r>
-        <w:rPr>
-          <w:rFonts w:ascii="맑은 고딕" w:hAnsi="맑은 고딕"/>
-          <w:sz w:val="21"/>
-        </w:rPr>
-        <w:t xml:space="preserve">: AI가 제시한 답(L4·상태보드)을 "중간 단계"라며 기각하고 다른 축을 요구했습니다. AI는 이어서 제 아이디어의 기술적 모순을 교정했고(트래픽 관찰 = 요청 길목 = 설치형이라 무설치 전제와 충돌), 감으로 정하지 않고 리서치로 검증한 뒤 </w:t>
-      </w:r>
-      <w:r>
-        <w:rPr>
-          <w:rFonts w:ascii="맑은 고딕" w:hAnsi="맑은 고딕"/>
-          <w:b/>
-          <w:sz w:val="21"/>
-        </w:rPr>
-        <w:t>L5 보안 축</w:t>
-      </w:r>
-      <w:r>
-        <w:rPr>
-          <w:rFonts w:ascii="맑은 고딕" w:hAnsi="맑은 고딕"/>
-          <w:sz w:val="21"/>
-        </w:rPr>
-        <w:t>을 채택했습니다.</w:t>
-      </w:r>
-    </w:p>
-    <w:p>
-      <w:pPr>
-        <w:pStyle w:val="Heading3"/>
-      </w:pPr>
-      <w:r>
-        <w:t>왕복 ② — 스펙의 빈 곳을 지적하자 AI가 인정 (7/29 08:40 → 08:41)</w:t>
-      </w:r>
-    </w:p>
-    <w:p>
-      <w:r>
-        <w:rPr>
-          <w:rFonts w:ascii="맑은 고딕" w:hAnsi="맑은 고딕"/>
-          <w:b/>
-          <w:sz w:val="21"/>
-        </w:rPr>
-        <w:t>① 나 (08:40)</w:t>
-      </w:r>
-    </w:p>
-    <w:p>
-      <w:pPr>
-        <w:ind w:left="360"/>
-      </w:pPr>
-      <w:r>
-        <w:rPr>
-          <w:rFonts w:ascii="맑은 고딕" w:hAnsi="맑은 고딕"/>
-          <w:i/>
-          <w:color w:val="555555"/>
-          <w:sz w:val="21"/>
-        </w:rPr>
-        <w:t>추가 질문 2, 문제가 없으면 알림 자체가 뜨지 않음, 알림문구와 영상용 알림이 필요함, 추가로 배포를 어떤걸로 잡아서 어떤 알림을 받을건지는 어디 나와있음?</w:t>
-      </w:r>
-    </w:p>
-    <w:p>
-      <w:r>
-        <w:rPr>
-          <w:rFonts w:ascii="맑은 고딕" w:hAnsi="맑은 고딕"/>
-          <w:b/>
-          <w:sz w:val="21"/>
-        </w:rPr>
-        <w:t>② AI (08:41)</w:t>
-      </w:r>
-      <w:r>
-        <w:rPr>
-          <w:rFonts w:ascii="맑은 고딕" w:hAnsi="맑은 고딕"/>
-          <w:sz w:val="21"/>
-        </w:rPr>
-        <w:t xml:space="preserve"> — 발췌</w:t>
-      </w:r>
-    </w:p>
-    <w:p>
-      <w:pPr>
-        <w:ind w:left="360"/>
-      </w:pPr>
-      <w:r>
-        <w:rPr>
-          <w:rFonts w:ascii="맑은 고딕" w:hAnsi="맑은 고딕"/>
-          <w:i/>
-          <w:color w:val="555555"/>
-          <w:sz w:val="21"/>
-        </w:rPr>
-        <w:t xml:space="preserve">둘 다 정확한 지적임 — 특히 두 번째는 </w:t>
-      </w:r>
-      <w:r>
-        <w:rPr>
-          <w:rFonts w:ascii="맑은 고딕" w:hAnsi="맑은 고딕"/>
-          <w:b/>
-          <w:i/>
-          <w:color w:val="555555"/>
-          <w:sz w:val="21"/>
-        </w:rPr>
-        <w:t>스펙 구멍 맞음</w:t>
-      </w:r>
-      <w:r>
-        <w:rPr>
-          <w:rFonts w:ascii="맑은 고딕" w:hAnsi="맑은 고딕"/>
-          <w:i/>
-          <w:color w:val="555555"/>
-          <w:sz w:val="21"/>
-        </w:rPr>
-        <w:t xml:space="preserve">(데모 대상이 어디에도 안 정해져 있었음). 형이 잡은 거고 […중략…] 결정해서 박음 — 과제용 데모 사이트를 GitHub Pages로 하나 만들어서 그걸 감시함. […중략…] GitHub Pages는 </w:t>
-      </w:r>
-      <w:r>
-        <w:rPr>
-          <w:rFonts w:ascii="맑은 고딕" w:hAnsi="맑은 고딕"/>
-          <w:b/>
-          <w:i/>
-          <w:color w:val="555555"/>
-          <w:sz w:val="21"/>
-        </w:rPr>
-        <w:t>실제 CDN 캐시(약 10분)가 껴 있어서</w:t>
-      </w:r>
-      <w:r>
-        <w:rPr>
-          <w:rFonts w:ascii="맑은 고딕" w:hAnsi="맑은 고딕"/>
-          <w:i/>
-          <w:color w:val="555555"/>
-          <w:sz w:val="21"/>
-        </w:rPr>
-        <w:t xml:space="preserve"> "배포했는데 사용자에겐 옛 버전이 보이는" 시나리오가 연출이 아니라 </w:t>
-      </w:r>
-      <w:r>
-        <w:rPr>
-          <w:rFonts w:ascii="맑은 고딕" w:hAnsi="맑은 고딕"/>
-          <w:b/>
-          <w:i/>
-          <w:color w:val="555555"/>
-          <w:sz w:val="21"/>
-        </w:rPr>
-        <w:t>진짜로 재현</w:t>
-      </w:r>
-      <w:r>
-        <w:rPr>
-          <w:rFonts w:ascii="맑은 고딕" w:hAnsi="맑은 고딕"/>
-          <w:i/>
-          <w:color w:val="555555"/>
-          <w:sz w:val="21"/>
-        </w:rPr>
-        <w:t>됨</w:t>
-      </w:r>
-    </w:p>
-    <w:p>
-      <w:r>
-        <w:rPr>
-          <w:rFonts w:ascii="맑은 고딕" w:hAnsi="맑은 고딕"/>
-          <w:b/>
-          <w:sz w:val="21"/>
-        </w:rPr>
-        <w:t>③ 이어진 실측 (08:52, AI 자기 보고)</w:t>
-      </w:r>
-      <w:r>
-        <w:rPr>
-          <w:rFonts w:ascii="맑은 고딕" w:hAnsi="맑은 고딕"/>
-          <w:sz w:val="21"/>
-        </w:rPr>
-        <w:t xml:space="preserve"> — 발췌</w:t>
-      </w:r>
-    </w:p>
-    <w:p>
-      <w:pPr>
-        <w:ind w:left="360"/>
-      </w:pPr>
-      <w:r>
-        <w:rPr>
-          <w:rFonts w:ascii="맑은 고딕" w:hAnsi="맑은 고딕"/>
-          <w:i/>
-          <w:color w:val="555555"/>
-          <w:sz w:val="21"/>
-        </w:rPr>
-        <w:t xml:space="preserve">⚠️ 오답 1호 — 내가 설계 때 "GitHub Pages CDN 캐시 때문에 배포 직후 옛 버전이 보이는 상황이 실재로 재현된다"고 주장했는데 — 실배포 실측으로 </w:t>
-      </w:r>
-      <w:r>
-        <w:rPr>
-          <w:rFonts w:ascii="맑은 고딕" w:hAnsi="맑은 고딕"/>
-          <w:b/>
-          <w:i/>
-          <w:color w:val="555555"/>
-          <w:sz w:val="21"/>
-        </w:rPr>
-        <w:t>틀린 게 증명됨</w:t>
-      </w:r>
-      <w:r>
-        <w:rPr>
-          <w:rFonts w:ascii="맑은 고딕" w:hAnsi="맑은 고딕"/>
-          <w:i/>
-          <w:color w:val="555555"/>
-          <w:sz w:val="21"/>
-        </w:rPr>
-        <w:t xml:space="preserve"> (Pages는 배포 시 CDN을 즉시 비움. 헤더 </w:t>
-      </w:r>
-      <w:r>
-        <w:rPr>
-          <w:rFonts w:ascii="Consolas" w:hAnsi="Consolas"/>
-          <w:i/>
-          <w:color w:val="555555"/>
-          <w:sz w:val="19"/>
-        </w:rPr>
-        <w:t>X-Cache: HIT</w:t>
-      </w:r>
-      <w:r>
-        <w:rPr>
-          <w:rFonts w:ascii="맑은 고딕" w:hAnsi="맑은 고딕"/>
-          <w:i/>
-          <w:color w:val="555555"/>
-          <w:sz w:val="21"/>
-        </w:rPr>
-        <w:t xml:space="preserve">인데 내용은 새 버전이 증거). 진짜 잔상 주범은 방문자 </w:t>
-      </w:r>
-      <w:r>
-        <w:rPr>
-          <w:rFonts w:ascii="맑은 고딕" w:hAnsi="맑은 고딕"/>
-          <w:b/>
-          <w:i/>
-          <w:color w:val="555555"/>
-          <w:sz w:val="21"/>
-        </w:rPr>
-        <w:t>브라우저 캐시</w:t>
-      </w:r>
-      <w:r>
-        <w:rPr>
-          <w:rFonts w:ascii="맑은 고딕" w:hAnsi="맑은 고딕"/>
-          <w:i/>
-          <w:color w:val="555555"/>
-          <w:sz w:val="21"/>
-        </w:rPr>
-        <w:t>였고, L3에 캐시 정책 실측을 추가하는 코드 교정까지 마침.</w:t>
-      </w:r>
-    </w:p>
-    <w:p>
-      <w:r>
-        <w:rPr>
-          <w:rFonts w:ascii="맑은 고딕" w:hAnsi="맑은 고딕"/>
-          <w:b/>
-          <w:sz w:val="21"/>
-        </w:rPr>
-        <w:t>정직한 구분</w:t>
-      </w:r>
-      <w:r>
-        <w:rPr>
-          <w:rFonts w:ascii="맑은 고딕" w:hAnsi="맑은 고딕"/>
-          <w:sz w:val="21"/>
-        </w:rPr>
-        <w:t xml:space="preserve">: ①②는 제가 스펙 구멍을 적발한 왕복입니다. ③의 CDN 주장 반증은 </w:t>
-      </w:r>
-      <w:r>
-        <w:rPr>
-          <w:rFonts w:ascii="맑은 고딕" w:hAnsi="맑은 고딕"/>
-          <w:b/>
-          <w:sz w:val="21"/>
-        </w:rPr>
-        <w:t>제가 반박한 게 아니라 실제 배포·헤더 측정이 AI 주장을 뒤집은 것</w:t>
-      </w:r>
-      <w:r>
-        <w:rPr>
-          <w:rFonts w:ascii="맑은 고딕" w:hAnsi="맑은 고딕"/>
-          <w:sz w:val="21"/>
-        </w:rPr>
-        <w:t>입니다. 제 기여는 "감지 대상을 우리가 통제 가능한 사이트로 두자"는 방향을 만든 데까지입니다.</w:t>
-      </w:r>
-    </w:p>
-    <w:p>
-      <w:pPr>
-        <w:pStyle w:val="Heading3"/>
-      </w:pPr>
-      <w:r>
-        <w:t>왕복 ③ — "제가 못 합니다"를 뒤집어 사고를 잡음 (7/31 05:12)</w:t>
-      </w:r>
-    </w:p>
-    <w:p>
-      <w:r>
-        <w:rPr>
-          <w:rFonts w:ascii="맑은 고딕" w:hAnsi="맑은 고딕"/>
-          <w:b/>
-          <w:sz w:val="21"/>
-        </w:rPr>
-        <w:t>① 나 (05:12)</w:t>
-      </w:r>
-    </w:p>
-    <w:p>
-      <w:pPr>
-        <w:ind w:left="360"/>
-      </w:pPr>
-      <w:r>
-        <w:rPr>
-          <w:rFonts w:ascii="맑은 고딕" w:hAnsi="맑은 고딕"/>
-          <w:i/>
-          <w:color w:val="555555"/>
-          <w:sz w:val="21"/>
-        </w:rPr>
-        <w:t>추가 질문, 녹음 플로우는 어떻게 하면 되는거임? 화면캡처도구 다운받아오셈</w:t>
-      </w:r>
-    </w:p>
-    <w:p>
-      <w:r>
-        <w:rPr>
-          <w:rFonts w:ascii="맑은 고딕" w:hAnsi="맑은 고딕"/>
-          <w:b/>
-          <w:sz w:val="21"/>
-        </w:rPr>
-        <w:t>② AI</w:t>
-      </w:r>
-      <w:r>
-        <w:rPr>
-          <w:rFonts w:ascii="맑은 고딕" w:hAnsi="맑은 고딕"/>
-          <w:sz w:val="21"/>
-        </w:rPr>
-        <w:t xml:space="preserve"> — 그 직전 보고 요지</w:t>
-      </w:r>
-    </w:p>
-    <w:p>
-      <w:pPr>
-        <w:ind w:left="360"/>
-      </w:pPr>
-      <w:r>
-        <w:rPr>
-          <w:rFonts w:ascii="맑은 고딕" w:hAnsi="맑은 고딕"/>
-          <w:i/>
-          <w:color w:val="555555"/>
-          <w:sz w:val="21"/>
-        </w:rPr>
-        <w:t>녹화는 제가 못 합니다 — 화면 캡처 도구가 없습니다. 형이 3분 원테이크를 찍어야 하는데…</w:t>
-      </w:r>
-    </w:p>
-    <w:p>
-      <w:r>
-        <w:rPr>
-          <w:rFonts w:ascii="맑은 고딕" w:hAnsi="맑은 고딕"/>
-          <w:b/>
-          <w:sz w:val="21"/>
-        </w:rPr>
-        <w:t>③ 결과</w:t>
-      </w:r>
-      <w:r>
-        <w:rPr>
-          <w:rFonts w:ascii="맑은 고딕" w:hAnsi="맑은 고딕"/>
-          <w:sz w:val="21"/>
-        </w:rPr>
-        <w:t xml:space="preserve"> 지시대로 캡처 도구를 설치하니 </w:t>
-      </w:r>
-      <w:r>
-        <w:rPr>
-          <w:rFonts w:ascii="맑은 고딕" w:hAnsi="맑은 고딕"/>
-          <w:b/>
-          <w:sz w:val="21"/>
-        </w:rPr>
-        <w:t>창 영역 녹화가 실제로 가능</w:t>
-      </w:r>
-      <w:r>
-        <w:rPr>
-          <w:rFonts w:ascii="맑은 고딕" w:hAnsi="맑은 고딕"/>
-          <w:sz w:val="21"/>
-        </w:rPr>
-        <w:t xml:space="preserve">했습니다. 그런데 리허설 영상을 프레임으로 뽑아 눈으로 확인했더니, 화면에 무관한 작업 창과 메신저가 그대로 찍혀 있었습니다. 즉시 폐기하고, 녹화기가 </w:t>
-      </w:r>
-      <w:r>
-        <w:rPr>
-          <w:rFonts w:ascii="맑은 고딕" w:hAnsi="맑은 고딕"/>
-          <w:b/>
-          <w:sz w:val="21"/>
-        </w:rPr>
-        <w:t>자기 창이 최상위일 때만</w:t>
-      </w:r>
-      <w:r>
-        <w:rPr>
-          <w:rFonts w:ascii="맑은 고딕" w:hAnsi="맑은 고딕"/>
-          <w:sz w:val="21"/>
-        </w:rPr>
-        <w:t xml:space="preserve"> 촬영하고 아니면 중단하도록 가드를 넣었습니다(바탕화면 전체로 대체하는 경로는 제거).</w:t>
-      </w:r>
-    </w:p>
-    <w:p>
-      <w:pPr>
-        <w:ind w:left="360"/>
-      </w:pPr>
-      <w:r>
-        <w:rPr>
-          <w:rFonts w:ascii="맑은 고딕" w:hAnsi="맑은 고딕"/>
-          <w:i/>
-          <w:color w:val="555555"/>
-          <w:sz w:val="21"/>
-        </w:rPr>
-        <w:t xml:space="preserve">"못 한다"는 보고는 </w:t>
-      </w:r>
-      <w:r>
-        <w:rPr>
-          <w:rFonts w:ascii="맑은 고딕" w:hAnsi="맑은 고딕"/>
-          <w:b/>
-          <w:i/>
-          <w:color w:val="555555"/>
-          <w:sz w:val="21"/>
-        </w:rPr>
-        <w:t>도구가 없다</w:t>
-      </w:r>
-      <w:r>
-        <w:rPr>
-          <w:rFonts w:ascii="맑은 고딕" w:hAnsi="맑은 고딕"/>
-          <w:i/>
-          <w:color w:val="555555"/>
-          <w:sz w:val="21"/>
-        </w:rPr>
-        <w:t xml:space="preserve">는 뜻이지 </w:t>
-      </w:r>
-      <w:r>
-        <w:rPr>
-          <w:rFonts w:ascii="맑은 고딕" w:hAnsi="맑은 고딕"/>
-          <w:b/>
-          <w:i/>
-          <w:color w:val="555555"/>
-          <w:sz w:val="21"/>
-        </w:rPr>
-        <w:t>불가능하다</w:t>
-      </w:r>
-      <w:r>
-        <w:rPr>
-          <w:rFonts w:ascii="맑은 고딕" w:hAnsi="맑은 고딕"/>
-          <w:i/>
-          <w:color w:val="555555"/>
-          <w:sz w:val="21"/>
-        </w:rPr>
-        <w:t>는 뜻이 아니었습니다. 그 지시가 없었으면 능력 확인도, 유출 직전 발견도 없었습니다.</w:t>
-      </w:r>
-    </w:p>
-    <w:p>
-      <w:pPr>
-        <w:pStyle w:val="Heading3"/>
-      </w:pPr>
-      <w:r>
-        <w:t>왕복 ④ — 진행 순서를 뒤집어 결과를 바꿈 (7/31 05:10 → 05:28)</w:t>
-      </w:r>
-    </w:p>
-    <w:p>
-      <w:r>
-        <w:rPr>
-          <w:rFonts w:ascii="맑은 고딕" w:hAnsi="맑은 고딕"/>
-          <w:b/>
-          <w:sz w:val="21"/>
-        </w:rPr>
-        <w:t>① 나 (05:10)</w:t>
-      </w:r>
-    </w:p>
-    <w:p>
-      <w:pPr>
-        <w:ind w:left="360"/>
-      </w:pPr>
-      <w:r>
-        <w:rPr>
-          <w:rFonts w:ascii="맑은 고딕" w:hAnsi="맑은 고딕"/>
-          <w:i/>
-          <w:color w:val="555555"/>
-          <w:sz w:val="21"/>
-        </w:rPr>
-        <w:t>순서 재고하셈, ai 검사자 통제 실험을 먼저 하는게 낫지 않겠음? 아님 어떻게 할거임? 지금 마무리 단계?</w:t>
-      </w:r>
-    </w:p>
-    <w:p>
-      <w:r>
-        <w:rPr>
-          <w:rFonts w:ascii="맑은 고딕" w:hAnsi="맑은 고딕"/>
-          <w:b/>
-          <w:sz w:val="21"/>
-        </w:rPr>
-        <w:t>② AI</w:t>
-      </w:r>
-      <w:r>
-        <w:rPr>
-          <w:rFonts w:ascii="맑은 고딕" w:hAnsi="맑은 고딕"/>
-          <w:sz w:val="21"/>
-        </w:rPr>
-        <w:t xml:space="preserve"> — 순서를 바꾸는 게 맞다고 수용하고, 정답(ground truth)이 확정된 지금이 통제 실험의 적기라는 근거를 제시</w:t>
-      </w:r>
-    </w:p>
-    <w:p>
-      <w:r>
-        <w:rPr>
-          <w:rFonts w:ascii="맑은 고딕" w:hAnsi="맑은 고딕"/>
-          <w:b/>
-          <w:sz w:val="21"/>
-        </w:rPr>
-        <w:t>③ 나 (05:28)</w:t>
-      </w:r>
-    </w:p>
-    <w:p>
-      <w:pPr>
-        <w:ind w:left="360"/>
-      </w:pPr>
-      <w:r>
-        <w:rPr>
-          <w:rFonts w:ascii="맑은 고딕" w:hAnsi="맑은 고딕"/>
-          <w:i/>
-          <w:color w:val="555555"/>
-          <w:sz w:val="21"/>
-        </w:rPr>
-        <w:t>잠만 녹화는 맨 마지막으로 빼고 실험부터 해서 문서 깔끔하게 쓰는게 낫지 ㅇㅇ 컴 껏다가 해야할듯이건</w:t>
-      </w:r>
-    </w:p>
-    <w:p>
-      <w:r>
-        <w:rPr>
-          <w:rFonts w:ascii="맑은 고딕" w:hAnsi="맑은 고딕"/>
-          <w:b/>
-          <w:sz w:val="21"/>
-        </w:rPr>
-        <w:t>결과</w:t>
-      </w:r>
-      <w:r>
-        <w:rPr>
-          <w:rFonts w:ascii="맑은 고딕" w:hAnsi="맑은 고딕"/>
-          <w:sz w:val="21"/>
-        </w:rPr>
-        <w:t>: 실험을 앞당긴 덕에 제품 문서의 한계 항목 3건이 새로 발견됐습니다(§5). 녹화를 뒤로 뺀 판단은 위 왕복 ③의 유출 사고를 예방하는 순서이기도 했습니다.</w:t>
-      </w:r>
-    </w:p>
-    <w:p>
-      <w:pPr>
-        <w:spacing w:before="120" w:after="120"/>
-        <w:pBdr>
-          <w:bottom w:val="single" w:sz="6" w:space="1" w:color="BBBBBB"/>
-        </w:pBdr>
-      </w:pPr>
-    </w:p>
-    <w:p>
-      <w:r>
-        <w:rPr>
-          <w:rFonts w:ascii="맑은 고딕" w:hAnsi="맑은 고딕"/>
-          <w:b/>
-          <w:sz w:val="21"/>
-        </w:rPr>
-        <w:t>전체 기록</w:t>
-      </w:r>
-      <w:r>
-        <w:rPr>
-          <w:rFonts w:ascii="맑은 고딕" w:hAnsi="맑은 고딕"/>
-          <w:sz w:val="21"/>
-        </w:rPr>
-        <w:t xml:space="preserve">: 위 4건 외에 제가 입력한 지시 전문은 </w:t>
-      </w:r>
-      <w:r>
-        <w:rPr>
-          <w:rFonts w:ascii="Consolas" w:hAnsi="Consolas"/>
-          <w:sz w:val="19"/>
-        </w:rPr>
-        <w:t>docs/ai-log/raw/00-지시-전문.md</w:t>
-      </w:r>
-      <w:r>
-        <w:rPr>
-          <w:rFonts w:ascii="맑은 고딕" w:hAnsi="맑은 고딕"/>
-          <w:sz w:val="21"/>
-        </w:rPr>
-        <w:t xml:space="preserve">에 시간순으로 있습니다. 다만 이 파일은 </w:t>
-      </w:r>
-      <w:r>
-        <w:rPr>
-          <w:rFonts w:ascii="맑은 고딕" w:hAnsi="맑은 고딕"/>
-          <w:b/>
-          <w:sz w:val="21"/>
-        </w:rPr>
-        <w:t>트랜스크립트의 user 역할 메시지를 기계 추출한 것</w:t>
-      </w:r>
-      <w:r>
-        <w:rPr>
-          <w:rFonts w:ascii="맑은 고딕" w:hAnsi="맑은 고딕"/>
-          <w:sz w:val="21"/>
-        </w:rPr>
-        <w:t xml:space="preserve">이라, 시스템이 자동 삽입한 블록을 걷어냈어도 사람이 직접 친 말만 남았다고 단정하지 않습니다. 사람이 친 말임을 확인한 것은 위 4건입니다. 추출기는 </w:t>
-      </w:r>
-      <w:r>
-        <w:rPr>
-          <w:rFonts w:ascii="Consolas" w:hAnsi="Consolas"/>
-          <w:sz w:val="19"/>
-        </w:rPr>
-        <w:t>tools/extract_log.py</w:t>
-      </w:r>
-      <w:r>
-        <w:rPr>
-          <w:rFonts w:ascii="맑은 고딕" w:hAnsi="맑은 고딕"/>
-          <w:sz w:val="21"/>
-        </w:rPr>
-        <w:t xml:space="preserve">이고, 레코드 단위로 작업 디렉터리를 확인해 이 과제분만 통과시킨 뒤 마스킹하고 </w:t>
-      </w:r>
-      <w:r>
-        <w:rPr>
-          <w:rFonts w:ascii="맑은 고딕" w:hAnsi="맑은 고딕"/>
-          <w:b/>
-          <w:sz w:val="21"/>
-        </w:rPr>
-        <w:t>차단형 감사</w:t>
-      </w:r>
-      <w:r>
-        <w:rPr>
-          <w:rFonts w:ascii="맑은 고딕" w:hAnsi="맑은 고딕"/>
-          <w:sz w:val="21"/>
-        </w:rPr>
-        <w:t xml:space="preserve">를 거칩니다(위험 신호가 있으면 산출물 삭제 후 종료). 세션별 서사 기록은 </w:t>
-      </w:r>
-      <w:r>
-        <w:rPr>
-          <w:rFonts w:ascii="Consolas" w:hAnsi="Consolas"/>
-          <w:sz w:val="19"/>
-        </w:rPr>
-        <w:t>docs/ai-log/</w:t>
-      </w:r>
-      <w:r>
-        <w:rPr>
-          <w:rFonts w:ascii="맑은 고딕" w:hAnsi="맑은 고딕"/>
-          <w:sz w:val="21"/>
-        </w:rPr>
-        <w:t xml:space="preserve"> 25개 파일에 있습니다.</w:t>
-      </w:r>
-    </w:p>
-    <w:p>
-      <w:pPr>
-        <w:spacing w:before="120" w:after="120"/>
-        <w:pBdr>
-          <w:bottom w:val="single" w:sz="6" w:space="1" w:color="BBBBBB"/>
-        </w:pBdr>
-      </w:pPr>
-    </w:p>
-    <w:p>
-      <w:pPr>
-        <w:pStyle w:val="Heading2"/>
-      </w:pPr>
-      <w:r>
-        <w:t>3. AI가 틀린 순간과 바로잡은 방법 (S1c) ★</w:t>
-      </w:r>
-    </w:p>
-    <w:p>
-      <w:r>
-        <w:rPr>
-          <w:rFonts w:ascii="맑은 고딕" w:hAnsi="맑은 고딕"/>
-          <w:sz w:val="21"/>
-        </w:rPr>
-        <w:t xml:space="preserve">오답 </w:t>
-      </w:r>
-      <w:r>
-        <w:rPr>
-          <w:rFonts w:ascii="맑은 고딕" w:hAnsi="맑은 고딕"/>
-          <w:b/>
-          <w:sz w:val="21"/>
-        </w:rPr>
-        <w:t>34건</w:t>
-      </w:r>
-      <w:r>
-        <w:rPr>
-          <w:rFonts w:ascii="맑은 고딕" w:hAnsi="맑은 고딕"/>
-          <w:sz w:val="21"/>
-        </w:rPr>
-        <w:t xml:space="preserve">을 발생 즉시 기록했습니다. 여기엔 그중 </w:t>
-      </w:r>
-      <w:r>
-        <w:rPr>
-          <w:rFonts w:ascii="맑은 고딕" w:hAnsi="맑은 고딕"/>
-          <w:b/>
-          <w:sz w:val="21"/>
-        </w:rPr>
-        <w:t>구조가 드러나는 8건</w:t>
-      </w:r>
-      <w:r>
-        <w:rPr>
-          <w:rFonts w:ascii="맑은 고딕" w:hAnsi="맑은 고딕"/>
-          <w:sz w:val="21"/>
-        </w:rPr>
-        <w:t>만 폅니다. 전부 "프롬프트 → AI 답변 → 나의 대응" 순서이고, 각 건에 그때 실제로 돌린 검증을 붙였습니다.</w:t>
-      </w:r>
-    </w:p>
-    <w:p>
-      <w:pPr>
-        <w:pStyle w:val="Heading3"/>
-      </w:pPr>
-      <w:r>
-        <w:t>3.1 방향을 AI에게 설득당할 뻔한 자리 — 내가 뒤집었다</w:t>
-      </w:r>
-    </w:p>
-    <w:p>
-      <w:r>
-        <w:rPr>
-          <w:rFonts w:ascii="맑은 고딕" w:hAnsi="맑은 고딕"/>
-          <w:b/>
-          <w:sz w:val="21"/>
-        </w:rPr>
-        <w:t>나</w:t>
-      </w:r>
-      <w:r>
-        <w:rPr>
-          <w:rFonts w:ascii="맑은 고딕" w:hAnsi="맑은 고딕"/>
-          <w:sz w:val="21"/>
-        </w:rPr>
-        <w:t xml:space="preserve"> (2026-07-30 02:40, 원문)</w:t>
-      </w:r>
-    </w:p>
-    <w:p>
-      <w:pPr>
-        <w:ind w:left="360"/>
-      </w:pPr>
-      <w:r>
-        <w:rPr>
-          <w:rFonts w:ascii="맑은 고딕" w:hAnsi="맑은 고딕"/>
-          <w:i/>
-          <w:color w:val="555555"/>
-          <w:sz w:val="21"/>
-        </w:rPr>
-        <w:t>오케이, 난 아직 깊다 생각이 안드는 이유에 대해, 기존 프로젝트 때문에?</w:t>
-      </w:r>
-    </w:p>
-    <w:p>
-      <w:r>
-        <w:rPr>
-          <w:rFonts w:ascii="맑은 고딕" w:hAnsi="맑은 고딕"/>
-          <w:b/>
-          <w:sz w:val="21"/>
-        </w:rPr>
-        <w:t>AI 답변</w:t>
-      </w:r>
-      <w:r>
-        <w:rPr>
-          <w:rFonts w:ascii="맑은 고딕" w:hAnsi="맑은 고딕"/>
-          <w:sz w:val="21"/>
-        </w:rPr>
-        <w:t xml:space="preserve">: "기준선이 프로덕션 SaaS라 생기는 눈높이 문제입니다. 그리고 이 과제의 평가축은 결과물 깊이가 아니라 </w:t>
-      </w:r>
-      <w:r>
-        <w:rPr>
-          <w:rFonts w:ascii="맑은 고딕" w:hAnsi="맑은 고딕"/>
-          <w:b/>
-          <w:sz w:val="21"/>
-        </w:rPr>
-        <w:t>과정 깊이</w:t>
-      </w:r>
-      <w:r>
-        <w:rPr>
-          <w:rFonts w:ascii="맑은 고딕" w:hAnsi="맑은 고딕"/>
-          <w:sz w:val="21"/>
-        </w:rPr>
-        <w:t>입니다" — 즉 지금 수준으로 충분하다는 프레이밍.</w:t>
-      </w:r>
-    </w:p>
-    <w:p>
-      <w:r>
-        <w:rPr>
-          <w:rFonts w:ascii="맑은 고딕" w:hAnsi="맑은 고딕"/>
-          <w:b/>
-          <w:sz w:val="21"/>
-        </w:rPr>
-        <w:t>나의 대응</w:t>
-      </w:r>
-      <w:r>
-        <w:rPr>
-          <w:rFonts w:ascii="맑은 고딕" w:hAnsi="맑은 고딕"/>
-          <w:sz w:val="21"/>
-        </w:rPr>
-        <w:t xml:space="preserve"> (02:43, 원문)</w:t>
-      </w:r>
-    </w:p>
-    <w:p>
-      <w:pPr>
-        <w:ind w:left="360"/>
-      </w:pPr>
-      <w:r>
-        <w:rPr>
-          <w:rFonts w:ascii="맑은 고딕" w:hAnsi="맑은 고딕"/>
-          <w:i/>
-          <w:color w:val="555555"/>
-          <w:sz w:val="21"/>
-        </w:rPr>
-        <w:t>중간 단계로 잡는 거 보다 여기서 깊게 들어가야하는거네, 감지 말고도 다른 하나를 추가해야하는데 무설치에서 다룰 수 있는 감지기는 한계가 있다고 보는데, 트래픽으로 인젝션을 감지한다던지 이런 느낌으로 가야하나? 리서치를 돌려볼까</w:t>
-      </w:r>
-    </w:p>
-    <w:p>
-      <w:r>
-        <w:rPr>
-          <w:rFonts w:ascii="맑은 고딕" w:hAnsi="맑은 고딕"/>
-          <w:sz w:val="21"/>
-        </w:rPr>
-        <w:t xml:space="preserve">프레이밍은 받아들이되 </w:t>
-      </w:r>
-      <w:r>
-        <w:rPr>
-          <w:rFonts w:ascii="맑은 고딕" w:hAnsi="맑은 고딕"/>
-          <w:b/>
-          <w:sz w:val="21"/>
-        </w:rPr>
-        <w:t>결론은 반대로</w:t>
-      </w:r>
-      <w:r>
-        <w:rPr>
-          <w:rFonts w:ascii="맑은 고딕" w:hAnsi="맑은 고딕"/>
-          <w:sz w:val="21"/>
-        </w:rPr>
-        <w:t xml:space="preserve"> 잡았습니다. AI가 준 "충분하다"를 기각하고 축을 하나 더.</w:t>
-      </w:r>
-    </w:p>
-    <w:p>
-      <w:r>
-        <w:rPr>
-          <w:rFonts w:ascii="맑은 고딕" w:hAnsi="맑은 고딕"/>
-          <w:b/>
-          <w:sz w:val="21"/>
-        </w:rPr>
-        <w:t>AI의 교정</w:t>
-      </w:r>
-      <w:r>
-        <w:rPr>
-          <w:rFonts w:ascii="맑은 고딕" w:hAnsi="맑은 고딕"/>
-          <w:sz w:val="21"/>
-        </w:rPr>
-        <w:t xml:space="preserve">: "트래픽 관찰은 요청 길목에 서야 해서 설치형이 됩니다 — 무설치 포지셔닝과 모순입니다. 같은 직관의 실현 가능형은 </w:t>
-      </w:r>
-      <w:r>
-        <w:rPr>
-          <w:rFonts w:ascii="맑은 고딕" w:hAnsi="맑은 고딕"/>
-          <w:b/>
-          <w:sz w:val="21"/>
-        </w:rPr>
-        <w:t>페이지에 드러난 침해 흔적의 외부 관찰</w:t>
-      </w:r>
-      <w:r>
-        <w:rPr>
-          <w:rFonts w:ascii="맑은 고딕" w:hAnsi="맑은 고딕"/>
-          <w:sz w:val="21"/>
-        </w:rPr>
-        <w:t>입니다." → 감으로 확정하지 않고 리서치를 돌려 카테고리 실재·국내 사례를 확인한 뒤 채택.</w:t>
-      </w:r>
-    </w:p>
-    <w:p>
-      <w:r>
-        <w:rPr>
-          <w:rFonts w:ascii="맑은 고딕" w:hAnsi="맑은 고딕"/>
-          <w:b/>
-          <w:sz w:val="21"/>
-        </w:rPr>
-        <w:t>핵심 제품과 확장의 구분</w:t>
-      </w:r>
-      <w:r>
-        <w:rPr>
-          <w:rFonts w:ascii="맑은 고딕" w:hAnsi="맑은 고딕"/>
-          <w:sz w:val="21"/>
-        </w:rPr>
-        <w:t xml:space="preserve">: 이 도구의 핵심은 </w:t>
-      </w:r>
-      <w:r>
-        <w:rPr>
-          <w:rFonts w:ascii="맑은 고딕" w:hAnsi="맑은 고딕"/>
-          <w:b/>
-          <w:sz w:val="21"/>
-        </w:rPr>
-        <w:t>L1 생존 · L2 내용 · L3 배포반영</w:t>
-      </w:r>
-      <w:r>
-        <w:rPr>
-          <w:rFonts w:ascii="맑은 고딕" w:hAnsi="맑은 고딕"/>
-          <w:sz w:val="21"/>
-        </w:rPr>
-        <w:t xml:space="preserve">입니다. "배포한 게 사용자 화면까지 반영됐는가"라는 질문 하나에 답하는 데 필요한 최소 구성이고, 7/29 하루에 완성해 라이브로 돌렸습니다. </w:t>
-      </w:r>
-      <w:r>
-        <w:rPr>
-          <w:rFonts w:ascii="맑은 고딕" w:hAnsi="맑은 고딕"/>
-          <w:b/>
-          <w:sz w:val="21"/>
-        </w:rPr>
-        <w:t>L4 렌더링 · L5 보안은 핵심이 동작한 뒤 추가한 선택 확장</w:t>
-      </w:r>
-      <w:r>
-        <w:rPr>
-          <w:rFonts w:ascii="맑은 고딕" w:hAnsi="맑은 고딕"/>
-          <w:sz w:val="21"/>
-        </w:rPr>
-        <w:t>입니다. 이 왕복이 L5를 낳았고, 결과적으로 판정 설계의 어려운 부분이 거기서 나왔습니다.</w:t>
-      </w:r>
-    </w:p>
-    <w:p>
-      <w:pPr>
-        <w:ind w:left="360"/>
-      </w:pPr>
-      <w:r>
-        <w:rPr>
-          <w:rFonts w:ascii="맑은 고딕" w:hAnsi="맑은 고딕"/>
-          <w:b/>
-          <w:i/>
-          <w:color w:val="555555"/>
-          <w:sz w:val="21"/>
-        </w:rPr>
-        <w:t>배운 것</w:t>
-      </w:r>
-      <w:r>
-        <w:rPr>
-          <w:rFonts w:ascii="맑은 고딕" w:hAnsi="맑은 고딕"/>
-          <w:i/>
-          <w:color w:val="555555"/>
-          <w:sz w:val="21"/>
-        </w:rPr>
-        <w:t>: AI의 프레이밍은 대개 맞지만, 그 프레이밍이 곧 결론은 아니다. "이 정도면 충분하다"는 판단은 사람이 해야 한다.</w:t>
+        <w:t xml:space="preserve"> 확인한다. 통과를 확인하는 것으로 끝내지 않는다.</w:t>
       </w:r>
     </w:p>
     <w:p>
@@ -1594,268 +1695,7 @@
         <w:pStyle w:val="Heading3"/>
       </w:pPr>
       <w:r>
-        <w:t>3.2 "닫았다"고 기록한 테스트가 실패할 수 없는 구조였다 (오답 24호)</w:t>
-      </w:r>
-    </w:p>
-    <w:p>
-      <w:r>
-        <w:rPr>
-          <w:rFonts w:ascii="맑은 고딕" w:hAnsi="맑은 고딕"/>
-          <w:b/>
-          <w:sz w:val="21"/>
-        </w:rPr>
-        <w:t>상황</w:t>
-      </w:r>
-      <w:r>
-        <w:rPr>
-          <w:rFonts w:ascii="맑은 고딕" w:hAnsi="맑은 고딕"/>
-          <w:sz w:val="21"/>
-        </w:rPr>
-        <w:t xml:space="preserve">: 클로킹 오탐이 반복돼 회귀 테스트에 "주기 4·8·12"를 추가하고 커밋 메시지와 감사 문서에 </w:t>
-      </w:r>
-      <w:r>
-        <w:rPr>
-          <w:rFonts w:ascii="맑은 고딕" w:hAnsi="맑은 고딕"/>
-          <w:b/>
-          <w:sz w:val="21"/>
-        </w:rPr>
-        <w:t>"닫았다"</w:t>
-      </w:r>
-      <w:r>
-        <w:rPr>
-          <w:rFonts w:ascii="맑은 고딕" w:hAnsi="맑은 고딕"/>
-          <w:sz w:val="21"/>
-        </w:rPr>
-        <w:t>고 적었습니다.</w:t>
-      </w:r>
-    </w:p>
-    <w:p>
-      <w:r>
-        <w:rPr>
-          <w:rFonts w:ascii="맑은 고딕" w:hAnsi="맑은 고딕"/>
-          <w:b/>
-          <w:sz w:val="21"/>
-        </w:rPr>
-        <w:t>AI(검사자) 지적</w:t>
-      </w:r>
-      <w:r>
-        <w:rPr>
-          <w:rFonts w:ascii="맑은 고딕" w:hAnsi="맑은 고딕"/>
-          <w:sz w:val="21"/>
-        </w:rPr>
-        <w:t xml:space="preserve">: 다음 라운드에서 그 테스트를 실제로 돌려보니 </w:t>
-      </w:r>
-      <w:r>
-        <w:rPr>
-          <w:rFonts w:ascii="맑은 고딕" w:hAnsi="맑은 고딕"/>
-          <w:b/>
-          <w:sz w:val="21"/>
-        </w:rPr>
-        <w:t>주기 12는 커버리지가 0</w:t>
-      </w:r>
-      <w:r>
-        <w:rPr>
-          <w:rFonts w:ascii="맑은 고딕" w:hAnsi="맑은 고딕"/>
-          <w:sz w:val="21"/>
-        </w:rPr>
-        <w:t>.</w:t>
-      </w:r>
-    </w:p>
-    <w:p>
-      <w:r>
-        <w:rPr>
-          <w:rFonts w:ascii="맑은 고딕" w:hAnsi="맑은 고딕"/>
-          <w:b/>
-          <w:sz w:val="21"/>
-        </w:rPr>
-        <w:t>원인</w:t>
-      </w:r>
-      <w:r>
-        <w:rPr>
-          <w:rFonts w:ascii="맑은 고딕" w:hAnsi="맑은 고딕"/>
-          <w:sz w:val="21"/>
-        </w:rPr>
-        <w:t xml:space="preserve">: 픽스처의 스팸 회차가 </w:t>
-      </w:r>
-      <w:r>
-        <w:rPr>
-          <w:rFonts w:ascii="Consolas" w:hAnsi="Consolas"/>
-          <w:sz w:val="19"/>
-        </w:rPr>
-        <w:t>{1,5,9}</w:t>
-      </w:r>
-      <w:r>
-        <w:rPr>
-          <w:rFonts w:ascii="맑은 고딕" w:hAnsi="맑은 고딕"/>
-          <w:sz w:val="21"/>
-        </w:rPr>
-        <w:t xml:space="preserve">였는데, 이건 하필 </w:t>
-      </w:r>
-      <w:r>
-        <w:rPr>
-          <w:rFonts w:ascii="맑은 고딕" w:hAnsi="맑은 고딕"/>
-          <w:b/>
-          <w:sz w:val="21"/>
-        </w:rPr>
-        <w:t>바뀌기 전 배치의 봇 인덱스</w:t>
-      </w:r>
-      <w:r>
-        <w:rPr>
-          <w:rFonts w:ascii="맑은 고딕" w:hAnsi="맑은 고딕"/>
-          <w:sz w:val="21"/>
-        </w:rPr>
-        <w:t xml:space="preserve">였습니다. 새 배치에서는 일반 표본 블록이 그 값을 반드시 밟습니다. 즉 결함이 있어도 </w:t>
-      </w:r>
-      <w:r>
-        <w:rPr>
-          <w:rFonts w:ascii="맑은 고딕" w:hAnsi="맑은 고딕"/>
-          <w:b/>
-          <w:sz w:val="21"/>
-        </w:rPr>
-        <w:t>절대 실패할 수 없는</w:t>
-      </w:r>
-      <w:r>
-        <w:rPr>
-          <w:rFonts w:ascii="맑은 고딕" w:hAnsi="맑은 고딕"/>
-          <w:sz w:val="21"/>
-        </w:rPr>
-        <w:t xml:space="preserve"> 테스트였습니다. 통과한 게 아니라 못 걸린 겁니다.</w:t>
-      </w:r>
-    </w:p>
-    <w:p>
-      <w:r>
-        <w:rPr>
-          <w:rFonts w:ascii="맑은 고딕" w:hAnsi="맑은 고딕"/>
-          <w:b/>
-          <w:sz w:val="21"/>
-        </w:rPr>
-        <w:t>나의 대응</w:t>
-      </w:r>
-      <w:r>
-        <w:rPr>
-          <w:rFonts w:ascii="맑은 고딕" w:hAnsi="맑은 고딕"/>
-          <w:sz w:val="21"/>
-        </w:rPr>
-        <w:t xml:space="preserve">: 자연스러운 조건(배너 12개 중 1개에 도박 문구)으로 픽스처를 바꾸고, </w:t>
-      </w:r>
-      <w:r>
-        <w:rPr>
-          <w:rFonts w:ascii="맑은 고딕" w:hAnsi="맑은 고딕"/>
-          <w:b/>
-          <w:sz w:val="21"/>
-        </w:rPr>
-        <w:t>수리 전 코드에 먼저 물려 RED를 확인</w:t>
-      </w:r>
-      <w:r>
-        <w:rPr>
-          <w:rFonts w:ascii="맑은 고딕" w:hAnsi="맑은 고딕"/>
-          <w:sz w:val="21"/>
-        </w:rPr>
-        <w:t>했습니다.</w:t>
-      </w:r>
-    </w:p>
-    <w:p>
-      <w:pPr>
-        <w:spacing w:after="160"/>
-        <w:ind w:left="280"/>
-      </w:pPr>
-      <w:r>
-        <w:rPr>
-          <w:rFonts w:ascii="Consolas" w:hAnsi="Consolas"/>
-          <w:sz w:val="18"/>
-        </w:rPr>
-        <w:t>=== 수리 전 코드(HEAD c947603) × 교정한 픽스처 ===</w:t>
-        <w:br/>
-        <w:t>/rotate12          하드 FAIL  0/20  green   ← 실패 불가였던 원래 픽스처</w:t>
-        <w:br/>
-        <w:t>/rotate12single    하드 FAIL 20/20  RED     ← 교정 후: 영구 오탐이 드러남</w:t>
-        <w:br/>
-        <w:t>/rotate9           하드 FAIL  5/20  RED</w:t>
-        <w:br/>
-        <w:t>/rotate14          하드 FAIL 10/20  RED</w:t>
-      </w:r>
-    </w:p>
-    <w:p>
-      <w:r>
-        <w:rPr>
-          <w:rFonts w:ascii="맑은 고딕" w:hAnsi="맑은 고딕"/>
-          <w:sz w:val="21"/>
-        </w:rPr>
-        <w:t xml:space="preserve">덤으로 </w:t>
-      </w:r>
-      <w:r>
-        <w:rPr>
-          <w:rFonts w:ascii="맑은 고딕" w:hAnsi="맑은 고딕"/>
-          <w:b/>
-          <w:sz w:val="21"/>
-        </w:rPr>
-        <w:t>검사자가 지적한 주기 12뿐 아니라 9 이상이 전부 새고 있었음</w:t>
-      </w:r>
-      <w:r>
-        <w:rPr>
-          <w:rFonts w:ascii="맑은 고딕" w:hAnsi="맑은 고딕"/>
-          <w:sz w:val="21"/>
-        </w:rPr>
-        <w:t>이 드러났습니다. 검사자가 준 예시는 취약 구간의 전부가 아니었습니다.</w:t>
-      </w:r>
-    </w:p>
-    <w:p>
-      <w:pPr>
-        <w:ind w:left="360"/>
-      </w:pPr>
-      <w:r>
-        <w:rPr>
-          <w:rFonts w:ascii="맑은 고딕" w:hAnsi="맑은 고딕"/>
-          <w:b/>
-          <w:i/>
-          <w:color w:val="555555"/>
-          <w:sz w:val="21"/>
-        </w:rPr>
-        <w:t>규칙으로 승격</w:t>
-      </w:r>
-      <w:r>
-        <w:rPr>
-          <w:rFonts w:ascii="맑은 고딕" w:hAnsi="맑은 고딕"/>
-          <w:i/>
-          <w:color w:val="555555"/>
-          <w:sz w:val="21"/>
-        </w:rPr>
-        <w:t xml:space="preserve">: 새 회귀 테스트는 "결함 있는 코드에서 실제로 RED가 되는가"를 </w:t>
-      </w:r>
-      <w:r>
-        <w:rPr>
-          <w:rFonts w:ascii="맑은 고딕" w:hAnsi="맑은 고딕"/>
-          <w:b/>
-          <w:i/>
-          <w:color w:val="555555"/>
-          <w:sz w:val="21"/>
-        </w:rPr>
-        <w:t>먼저</w:t>
-      </w:r>
-      <w:r>
-        <w:rPr>
-          <w:rFonts w:ascii="맑은 고딕" w:hAnsi="맑은 고딕"/>
-          <w:i/>
-          <w:color w:val="555555"/>
-          <w:sz w:val="21"/>
-        </w:rPr>
-        <w:t xml:space="preserve"> 확인한다. 통과를 확인하는 것으로 끝내지 않는다.</w:t>
-      </w:r>
-    </w:p>
-    <w:p>
-      <w:pPr>
-        <w:spacing w:before="120" w:after="120"/>
-        <w:pBdr>
-          <w:bottom w:val="single" w:sz="6" w:space="1" w:color="BBBBBB"/>
-        </w:pBdr>
-      </w:pPr>
-    </w:p>
-    <w:p>
-      <w:pPr>
-        <w:pStyle w:val="Heading3"/>
-      </w:pPr>
-      <w:r>
-        <w:t>3.3 같은 실패가 다섯 번 — 수리를 멈추고 판정 축을 바꿨다</w:t>
+        <w:t>3.2 같은 실패가 다섯 번 — 수리를 멈추고 판정 축을 바꿨다</w:t>
       </w:r>
     </w:p>
     <w:p>
@@ -2317,7 +2157,7 @@
         <w:pStyle w:val="Heading3"/>
       </w:pPr>
       <w:r>
-        <w:t>3.4 갭을 닫으면서 다른 갭을 다시 열었다 (오답 29호)</w:t>
+        <w:t>3.3 갭을 닫으면서 다른 갭을 다시 열었다 (오답 29호)</w:t>
       </w:r>
     </w:p>
     <w:p>
@@ -2517,6 +2357,90 @@
           <w:sz w:val="21"/>
         </w:rPr>
         <w:t>에서 확인한다.</w:t>
+      </w:r>
+    </w:p>
+    <w:p>
+      <w:pPr>
+        <w:spacing w:before="120" w:after="120"/>
+        <w:pBdr>
+          <w:bottom w:val="single" w:sz="6" w:space="1" w:color="BBBBBB"/>
+        </w:pBdr>
+      </w:pPr>
+    </w:p>
+    <w:p>
+      <w:r>
+        <w:rPr>
+          <w:rFonts w:ascii="맑은 고딕" w:hAnsi="맑은 고딕"/>
+          <w:b/>
+          <w:sz w:val="21"/>
+        </w:rPr>
+        <w:t>같은 실수를 한 번 더 했습니다 (오답 30호)</w:t>
+      </w:r>
+      <w:r>
+        <w:rPr>
+          <w:rFonts w:ascii="맑은 고딕" w:hAnsi="맑은 고딕"/>
+          <w:sz w:val="21"/>
+        </w:rPr>
+        <w:t xml:space="preserve">. 위를 고쳤더니 다음 라운드가 또 잡았습니다 — 이번엔 벽을 없앤 게 아니라 </w:t>
+      </w:r>
+      <w:r>
+        <w:rPr>
+          <w:rFonts w:ascii="맑은 고딕" w:hAnsi="맑은 고딕"/>
+          <w:b/>
+          <w:sz w:val="21"/>
+        </w:rPr>
+        <w:t>옮기기만</w:t>
+      </w:r>
+      <w:r>
+        <w:rPr>
+          <w:rFonts w:ascii="맑은 고딕" w:hAnsi="맑은 고딕"/>
+          <w:sz w:val="21"/>
+        </w:rPr>
+        <w:t xml:space="preserve"> 했습니다(확정 경계가 정확히 </w:t>
+      </w:r>
+      <w:r>
+        <w:rPr>
+          <w:rFonts w:ascii="Consolas" w:hAnsi="Consolas"/>
+          <w:sz w:val="19"/>
+        </w:rPr>
+        <w:t>2 × 봇 표본 수</w:t>
+      </w:r>
+      <w:r>
+        <w:rPr>
+          <w:rFonts w:ascii="맑은 고딕" w:hAnsi="맑은 고딕"/>
+          <w:sz w:val="21"/>
+        </w:rPr>
+        <w:t xml:space="preserve">). 무작위화를 두 경로 중 한쪽에만 걸었기 때문인데, 그 법칙은 </w:t>
+      </w:r>
+      <w:r>
+        <w:rPr>
+          <w:rFonts w:ascii="맑은 고딕" w:hAnsi="맑은 고딕"/>
+          <w:b/>
+          <w:sz w:val="21"/>
+        </w:rPr>
+        <w:t>제가 같은 파일 첫머리에 적어둔 문장</w:t>
+      </w:r>
+      <w:r>
+        <w:rPr>
+          <w:rFonts w:ascii="맑은 고딕" w:hAnsi="맑은 고딕"/>
+          <w:sz w:val="21"/>
+        </w:rPr>
+        <w:t xml:space="preserve">이었습니다 — *"표본 수 N을 늘리면 P=2N에서 다시 뚫린다."* 원칙을 문서에 적는 것과 코드의 </w:t>
+      </w:r>
+      <w:r>
+        <w:rPr>
+          <w:rFonts w:ascii="맑은 고딕" w:hAnsi="맑은 고딕"/>
+          <w:b/>
+          <w:sz w:val="21"/>
+        </w:rPr>
+        <w:t>모든 경로</w:t>
+      </w:r>
+      <w:r>
+        <w:rPr>
+          <w:rFonts w:ascii="맑은 고딕" w:hAnsi="맑은 고딕"/>
+          <w:sz w:val="21"/>
+        </w:rPr>
+        <w:t>에 적용하는 것은 다른 일이었습니다.</w:t>
       </w:r>
     </w:p>
     <w:p>
@@ -2532,7 +2456,7 @@
         <w:pStyle w:val="Heading3"/>
       </w:pPr>
       <w:r>
-        <w:t>3.5 내가 파일 첫머리에 적어둔 법칙에 내가 걸렸다 (오답 30호)</w:t>
+        <w:t>3.4 내가 만든 음성 대조가 아무것도 검사하지 않았다 (오답 27호)</w:t>
       </w:r>
     </w:p>
     <w:p>
@@ -2542,14 +2466,14 @@
           <w:b/>
           <w:sz w:val="21"/>
         </w:rPr>
-        <w:t>AI(검사자) 지적</w:t>
+        <w:t>상황</w:t>
       </w:r>
       <w:r>
         <w:rPr>
           <w:rFonts w:ascii="맑은 고딕" w:hAnsi="맑은 고딕"/>
           <w:sz w:val="21"/>
         </w:rPr>
-        <w:t xml:space="preserve"> (19차): 수리가 벽을 없앤 게 아니라 </w:t>
+        <w:t xml:space="preserve">: 축 3개가 정말 하중을 받는지 확인하려고, 각 축을 제거하면 오탐이 되살아나는지 보는 음성 대조를 짰습니다. 축 ①③은 RED가 났는데 </w:t>
       </w:r>
       <w:r>
         <w:rPr>
@@ -2557,60 +2481,68 @@
           <w:b/>
           <w:sz w:val="21"/>
         </w:rPr>
-        <w:t>옮겼다</w:t>
+        <w:t>축 ②만 통과</w:t>
       </w:r>
       <w:r>
         <w:rPr>
           <w:rFonts w:ascii="맑은 고딕" w:hAnsi="맑은 고딕"/>
           <w:sz w:val="21"/>
         </w:rPr>
-        <w:t xml:space="preserve">. 확정 가능 경계가 정확히 </w:t>
-      </w:r>
-      <w:r>
-        <w:rPr>
-          <w:rFonts w:ascii="Consolas" w:hAnsi="Consolas"/>
-          <w:sz w:val="19"/>
-        </w:rPr>
-        <w:t>2 × 봇 표본 수 = 14</w:t>
-      </w:r>
-      <w:r>
-        <w:rPr>
-          <w:rFonts w:ascii="맑은 고딕" w:hAnsi="맑은 고딕"/>
-          <w:sz w:val="21"/>
-        </w:rPr>
-        <w:t xml:space="preserve">. 노출 1/13까지는 300패스 전수 100% 확정, </w:t>
-      </w:r>
+        <w:t>했습니다.</w:t>
+      </w:r>
+    </w:p>
+    <w:p>
       <w:r>
         <w:rPr>
           <w:rFonts w:ascii="맑은 고딕" w:hAnsi="맑은 고딕"/>
           <w:b/>
           <w:sz w:val="21"/>
         </w:rPr>
-        <w:t>1/14부터 0%</w:t>
+        <w:t>처음 의심</w:t>
       </w:r>
       <w:r>
         <w:rPr>
           <w:rFonts w:ascii="맑은 고딕" w:hAnsi="맑은 고딕"/>
           <w:sz w:val="21"/>
         </w:rPr>
-        <w:t>.</w:t>
-      </w:r>
-    </w:p>
-    <w:p>
+        <w:t xml:space="preserve">: 픽스처가 잘못됐나. </w:t>
+      </w:r>
       <w:r>
         <w:rPr>
           <w:rFonts w:ascii="맑은 고딕" w:hAnsi="맑은 고딕"/>
           <w:b/>
           <w:sz w:val="21"/>
         </w:rPr>
-        <w:t>원인</w:t>
+        <w:t>실제 원인</w:t>
       </w:r>
       <w:r>
         <w:rPr>
           <w:rFonts w:ascii="맑은 고딕" w:hAnsi="맑은 고딕"/>
           <w:sz w:val="21"/>
         </w:rPr>
-        <w:t xml:space="preserve">: 표본 수 무작위화(축 ③)를 </w:t>
+        <w:t>: 제 코드였습니다.</w:t>
+      </w:r>
+    </w:p>
+    <w:p>
+      <w:pPr>
+        <w:spacing w:after="160"/>
+        <w:ind w:left="280"/>
+      </w:pPr>
+      <w:r>
+        <w:rPr>
+          <w:rFonts w:ascii="Consolas" w:hAnsi="Consolas"/>
+          <w:sz w:val="18"/>
+        </w:rPr>
+        <w:t>def evaluate(..., confirm_passes=CONFIRM_PASSES):   # ← 기본 인자 = 정의 시점 바인딩</w:t>
+      </w:r>
+    </w:p>
+    <w:p>
+      <w:r>
+        <w:rPr>
+          <w:rFonts w:ascii="맑은 고딕" w:hAnsi="맑은 고딕"/>
+          <w:sz w:val="21"/>
+        </w:rPr>
+        <w:t xml:space="preserve">모듈 상수를 기본 인자로 박으면 상수를 바꿔도 반영되지 않습니다. 즉 그 대조는 </w:t>
       </w:r>
       <w:r>
         <w:rPr>
@@ -2618,14 +2550,14 @@
           <w:b/>
           <w:sz w:val="21"/>
         </w:rPr>
-        <w:t>일반 표본에만 적용하고 봇 표본은 7로 고정</w:t>
+        <w:t>아무것도 제거하지 않은 채 "통과"</w:t>
       </w:r>
       <w:r>
         <w:rPr>
           <w:rFonts w:ascii="맑은 고딕" w:hAnsi="맑은 고딕"/>
           <w:sz w:val="21"/>
         </w:rPr>
-        <w:t>했습니다. 봇 시점 위상이 매 패스 정확히 7씩만 움직이니 주기가 14의 배수인 클로커는 영원히 안 걸립니다.</w:t>
+        <w:t>할 뻔했습니다.</w:t>
       </w:r>
     </w:p>
     <w:p>
@@ -2634,7 +2566,7 @@
           <w:rFonts w:ascii="맑은 고딕" w:hAnsi="맑은 고딕"/>
           <w:sz w:val="21"/>
         </w:rPr>
-        <w:t xml:space="preserve">그런데 같은 파일 </w:t>
+        <w:t xml:space="preserve">3.2의 오답 24호(픽스처가 결함을 못 건드림)와 같은 클래스가, 하필 </w:t>
       </w:r>
       <w:r>
         <w:rPr>
@@ -2642,14 +2574,31 @@
           <w:b/>
           <w:sz w:val="21"/>
         </w:rPr>
-        <w:t>첫머리에 제가 직접 써놓은 문장</w:t>
+        <w:t>그 24호를 막으려고 만든 대조 장치 자체에서</w:t>
       </w:r>
       <w:r>
         <w:rPr>
           <w:rFonts w:ascii="맑은 고딕" w:hAnsi="맑은 고딕"/>
           <w:sz w:val="21"/>
         </w:rPr>
-        <w:t>이 이겁니다:</w:t>
+        <w:t xml:space="preserve"> 재발한 겁니다.</w:t>
+      </w:r>
+    </w:p>
+    <w:p>
+      <w:r>
+        <w:rPr>
+          <w:rFonts w:ascii="맑은 고딕" w:hAnsi="맑은 고딕"/>
+          <w:b/>
+          <w:sz w:val="21"/>
+        </w:rPr>
+        <w:t>나의 대응</w:t>
+      </w:r>
+      <w:r>
+        <w:rPr>
+          <w:rFonts w:ascii="맑은 고딕" w:hAnsi="맑은 고딕"/>
+          <w:sz w:val="21"/>
+        </w:rPr>
+        <w:t>: 상수를 호출 시점에 읽도록 고치고, 세 대조를 전부 결정적으로(표본 수 고정) 재작성.</w:t>
       </w:r>
     </w:p>
     <w:p>
@@ -2659,76 +2608,6 @@
       <w:r>
         <w:rPr>
           <w:rFonts w:ascii="맑은 고딕" w:hAnsi="맑은 고딕"/>
-          <w:i/>
-          <w:color w:val="555555"/>
-          <w:sz w:val="21"/>
-        </w:rPr>
-        <w:t>표본 수 N을 늘리면 P=2N에서, 배치를 바꾸면 그 배치 길이의 주기에서 다시 뚫린다.</w:t>
-      </w:r>
-    </w:p>
-    <w:p>
-      <w:r>
-        <w:rPr>
-          <w:rFonts w:ascii="맑은 고딕" w:hAnsi="맑은 고딕"/>
-          <w:sz w:val="21"/>
-        </w:rPr>
-        <w:t xml:space="preserve">법칙을 문서에 적어두고, 그 법칙이 적용되는 두 경로 중 </w:t>
-      </w:r>
-      <w:r>
-        <w:rPr>
-          <w:rFonts w:ascii="맑은 고딕" w:hAnsi="맑은 고딕"/>
-          <w:b/>
-          <w:sz w:val="21"/>
-        </w:rPr>
-        <w:t>한쪽에만</w:t>
-      </w:r>
-      <w:r>
-        <w:rPr>
-          <w:rFonts w:ascii="맑은 고딕" w:hAnsi="맑은 고딕"/>
-          <w:sz w:val="21"/>
-        </w:rPr>
-        <w:t xml:space="preserve"> 장치를 걸었습니다.</w:t>
-      </w:r>
-    </w:p>
-    <w:p>
-      <w:r>
-        <w:rPr>
-          <w:rFonts w:ascii="맑은 고딕" w:hAnsi="맑은 고딕"/>
-          <w:b/>
-          <w:sz w:val="21"/>
-        </w:rPr>
-        <w:t>나의 대응</w:t>
-      </w:r>
-      <w:r>
-        <w:rPr>
-          <w:rFonts w:ascii="맑은 고딕" w:hAnsi="맑은 고딕"/>
-          <w:sz w:val="21"/>
-        </w:rPr>
-        <w:t xml:space="preserve">: 축 ③을 봇 표본에도 대칭 적용. 남는 하한은 없애는 대신 </w:t>
-      </w:r>
-      <w:r>
-        <w:rPr>
-          <w:rFonts w:ascii="맑은 고딕" w:hAnsi="맑은 고딕"/>
-          <w:b/>
-          <w:sz w:val="21"/>
-        </w:rPr>
-        <w:t>계산 가능하게</w:t>
-      </w:r>
-      <w:r>
-        <w:rPr>
-          <w:rFonts w:ascii="맑은 고딕" w:hAnsi="맑은 고딕"/>
-          <w:sz w:val="21"/>
-        </w:rPr>
-        <w:t xml:space="preserve"> 만들고 README에 실측 표로 박았습니다.</w:t>
-      </w:r>
-    </w:p>
-    <w:p>
-      <w:pPr>
-        <w:ind w:left="360"/>
-      </w:pPr>
-      <w:r>
-        <w:rPr>
-          <w:rFonts w:ascii="맑은 고딕" w:hAnsi="맑은 고딕"/>
           <w:b/>
           <w:i/>
           <w:color w:val="555555"/>
@@ -2743,26 +2622,7 @@
           <w:color w:val="555555"/>
           <w:sz w:val="21"/>
         </w:rPr>
-        <w:t xml:space="preserve">: 원칙을 문서에 적는 것과 코드의 </w:t>
-      </w:r>
-      <w:r>
-        <w:rPr>
-          <w:rFonts w:ascii="맑은 고딕" w:hAnsi="맑은 고딕"/>
-          <w:b/>
-          <w:i/>
-          <w:color w:val="555555"/>
-          <w:sz w:val="21"/>
-        </w:rPr>
-        <w:t>모든 경로</w:t>
-      </w:r>
-      <w:r>
-        <w:rPr>
-          <w:rFonts w:ascii="맑은 고딕" w:hAnsi="맑은 고딕"/>
-          <w:i/>
-          <w:color w:val="555555"/>
-          <w:sz w:val="21"/>
-        </w:rPr>
-        <w:t>에 적용하는 것은 다른 일이다.</w:t>
+        <w:t>: 검사 장치도 검사해야 한다. 음성 대조는 "대조가 실제로 무언가를 제거했는가"까지 확인한다.</w:t>
       </w:r>
     </w:p>
     <w:p>
@@ -2778,189 +2638,7 @@
         <w:pStyle w:val="Heading3"/>
       </w:pPr>
       <w:r>
-        <w:t>3.6 내가 만든 음성 대조가 아무것도 검사하지 않았다 (오답 27호)</w:t>
-      </w:r>
-    </w:p>
-    <w:p>
-      <w:r>
-        <w:rPr>
-          <w:rFonts w:ascii="맑은 고딕" w:hAnsi="맑은 고딕"/>
-          <w:b/>
-          <w:sz w:val="21"/>
-        </w:rPr>
-        <w:t>상황</w:t>
-      </w:r>
-      <w:r>
-        <w:rPr>
-          <w:rFonts w:ascii="맑은 고딕" w:hAnsi="맑은 고딕"/>
-          <w:sz w:val="21"/>
-        </w:rPr>
-        <w:t xml:space="preserve">: 축 3개가 정말 하중을 받는지 확인하려고, 각 축을 제거하면 오탐이 되살아나는지 보는 음성 대조를 짰습니다. 축 ①③은 RED가 났는데 </w:t>
-      </w:r>
-      <w:r>
-        <w:rPr>
-          <w:rFonts w:ascii="맑은 고딕" w:hAnsi="맑은 고딕"/>
-          <w:b/>
-          <w:sz w:val="21"/>
-        </w:rPr>
-        <w:t>축 ②만 통과</w:t>
-      </w:r>
-      <w:r>
-        <w:rPr>
-          <w:rFonts w:ascii="맑은 고딕" w:hAnsi="맑은 고딕"/>
-          <w:sz w:val="21"/>
-        </w:rPr>
-        <w:t>했습니다.</w:t>
-      </w:r>
-    </w:p>
-    <w:p>
-      <w:r>
-        <w:rPr>
-          <w:rFonts w:ascii="맑은 고딕" w:hAnsi="맑은 고딕"/>
-          <w:b/>
-          <w:sz w:val="21"/>
-        </w:rPr>
-        <w:t>처음 의심</w:t>
-      </w:r>
-      <w:r>
-        <w:rPr>
-          <w:rFonts w:ascii="맑은 고딕" w:hAnsi="맑은 고딕"/>
-          <w:sz w:val="21"/>
-        </w:rPr>
-        <w:t xml:space="preserve">: 픽스처가 잘못됐나. </w:t>
-      </w:r>
-      <w:r>
-        <w:rPr>
-          <w:rFonts w:ascii="맑은 고딕" w:hAnsi="맑은 고딕"/>
-          <w:b/>
-          <w:sz w:val="21"/>
-        </w:rPr>
-        <w:t>실제 원인</w:t>
-      </w:r>
-      <w:r>
-        <w:rPr>
-          <w:rFonts w:ascii="맑은 고딕" w:hAnsi="맑은 고딕"/>
-          <w:sz w:val="21"/>
-        </w:rPr>
-        <w:t>: 제 코드였습니다.</w:t>
-      </w:r>
-    </w:p>
-    <w:p>
-      <w:pPr>
-        <w:spacing w:after="160"/>
-        <w:ind w:left="280"/>
-      </w:pPr>
-      <w:r>
-        <w:rPr>
-          <w:rFonts w:ascii="Consolas" w:hAnsi="Consolas"/>
-          <w:sz w:val="18"/>
-        </w:rPr>
-        <w:t>def evaluate(..., confirm_passes=CONFIRM_PASSES):   # ← 기본 인자 = 정의 시점 바인딩</w:t>
-      </w:r>
-    </w:p>
-    <w:p>
-      <w:r>
-        <w:rPr>
-          <w:rFonts w:ascii="맑은 고딕" w:hAnsi="맑은 고딕"/>
-          <w:sz w:val="21"/>
-        </w:rPr>
-        <w:t xml:space="preserve">모듈 상수를 기본 인자로 박으면 상수를 바꿔도 반영되지 않습니다. 즉 그 대조는 </w:t>
-      </w:r>
-      <w:r>
-        <w:rPr>
-          <w:rFonts w:ascii="맑은 고딕" w:hAnsi="맑은 고딕"/>
-          <w:b/>
-          <w:sz w:val="21"/>
-        </w:rPr>
-        <w:t>아무것도 제거하지 않은 채 "통과"</w:t>
-      </w:r>
-      <w:r>
-        <w:rPr>
-          <w:rFonts w:ascii="맑은 고딕" w:hAnsi="맑은 고딕"/>
-          <w:sz w:val="21"/>
-        </w:rPr>
-        <w:t>할 뻔했습니다.</w:t>
-      </w:r>
-    </w:p>
-    <w:p>
-      <w:r>
-        <w:rPr>
-          <w:rFonts w:ascii="맑은 고딕" w:hAnsi="맑은 고딕"/>
-          <w:sz w:val="21"/>
-        </w:rPr>
-        <w:t xml:space="preserve">3.2의 오답 24호(픽스처가 결함을 못 건드림)와 같은 클래스가, 하필 </w:t>
-      </w:r>
-      <w:r>
-        <w:rPr>
-          <w:rFonts w:ascii="맑은 고딕" w:hAnsi="맑은 고딕"/>
-          <w:b/>
-          <w:sz w:val="21"/>
-        </w:rPr>
-        <w:t>그 24호를 막으려고 만든 대조 장치 자체에서</w:t>
-      </w:r>
-      <w:r>
-        <w:rPr>
-          <w:rFonts w:ascii="맑은 고딕" w:hAnsi="맑은 고딕"/>
-          <w:sz w:val="21"/>
-        </w:rPr>
-        <w:t xml:space="preserve"> 재발한 겁니다.</w:t>
-      </w:r>
-    </w:p>
-    <w:p>
-      <w:r>
-        <w:rPr>
-          <w:rFonts w:ascii="맑은 고딕" w:hAnsi="맑은 고딕"/>
-          <w:b/>
-          <w:sz w:val="21"/>
-        </w:rPr>
-        <w:t>나의 대응</w:t>
-      </w:r>
-      <w:r>
-        <w:rPr>
-          <w:rFonts w:ascii="맑은 고딕" w:hAnsi="맑은 고딕"/>
-          <w:sz w:val="21"/>
-        </w:rPr>
-        <w:t>: 상수를 호출 시점에 읽도록 고치고, 세 대조를 전부 결정적으로(표본 수 고정) 재작성.</w:t>
-      </w:r>
-    </w:p>
-    <w:p>
-      <w:pPr>
-        <w:ind w:left="360"/>
-      </w:pPr>
-      <w:r>
-        <w:rPr>
-          <w:rFonts w:ascii="맑은 고딕" w:hAnsi="맑은 고딕"/>
-          <w:b/>
-          <w:i/>
-          <w:color w:val="555555"/>
-          <w:sz w:val="21"/>
-        </w:rPr>
-        <w:t>배운 것</w:t>
-      </w:r>
-      <w:r>
-        <w:rPr>
-          <w:rFonts w:ascii="맑은 고딕" w:hAnsi="맑은 고딕"/>
-          <w:i/>
-          <w:color w:val="555555"/>
-          <w:sz w:val="21"/>
-        </w:rPr>
-        <w:t>: 검사 장치도 검사해야 한다. 음성 대조는 "대조가 실제로 무언가를 제거했는가"까지 확인한다.</w:t>
-      </w:r>
-    </w:p>
-    <w:p>
-      <w:pPr>
-        <w:spacing w:before="120" w:after="120"/>
-        <w:pBdr>
-          <w:bottom w:val="single" w:sz="6" w:space="1" w:color="BBBBBB"/>
-        </w:pBdr>
-      </w:pPr>
-    </w:p>
-    <w:p>
-      <w:pPr>
-        <w:pStyle w:val="Heading3"/>
-      </w:pPr>
-      <w:r>
-        <w:t>3.7 검사자에게 어떻게 묻느냐가 검출률을 갈랐다 — 통제 실험</w:t>
+        <w:t>3.5 검사자에게 어떻게 묻느냐가 검출률을 갈랐다 — 통제 실험</w:t>
       </w:r>
     </w:p>
     <w:p>
@@ -3648,7 +3326,7 @@
         <w:pStyle w:val="Heading3"/>
       </w:pPr>
       <w:r>
-        <w:t>3.8 마스킹이 놓친 시크릿을 감사가 잡았다 (오답 33호)</w:t>
+        <w:t>3.6 마스킹이 놓친 시크릿을 감사가 잡았다 (오답 33호)</w:t>
       </w:r>
     </w:p>
     <w:p>

--- a/docs/제출물/S1-AI활용기록.docx
+++ b/docs/제출물/S1-AI활용기록.docx
@@ -67,6 +67,27 @@
           <w:sz w:val="21"/>
         </w:rPr>
         <w:t>감시 중인 데모 사이트: https://kidplayboi.github.io/deploy-watcher-demo/</w:t>
+      </w:r>
+    </w:p>
+    <w:p>
+      <w:pPr>
+        <w:pStyle w:val="ListBullet"/>
+        <w:ind w:left="360"/>
+      </w:pPr>
+      <w:r>
+        <w:rPr>
+          <w:rFonts w:ascii="맑은 고딕" w:hAnsi="맑은 고딕"/>
+          <w:b/>
+          <w:sz w:val="21"/>
+        </w:rPr>
+        <w:t>작업 기간: 3일</w:t>
+      </w:r>
+      <w:r>
+        <w:rPr>
+          <w:rFonts w:ascii="맑은 고딕" w:hAnsi="맑은 고딕"/>
+          <w:sz w:val="21"/>
+        </w:rPr>
+        <w:t xml:space="preserve"> (2026-07-29 ~ 07-31 · 제출 08-02)</w:t>
       </w:r>
     </w:p>
     <w:p>
@@ -653,12 +674,14 @@
         </w:rPr>
         <w:t>③ 결과</w:t>
       </w:r>
-      <w:r>
-        <w:rPr>
-          <w:rFonts w:ascii="맑은 고딕" w:hAnsi="맑은 고딕"/>
-          <w:sz w:val="21"/>
-        </w:rPr>
-        <w:t xml:space="preserve"> 지시대로 캡처 도구를 설치하니 </w:t>
+    </w:p>
+    <w:p>
+      <w:r>
+        <w:rPr>
+          <w:rFonts w:ascii="맑은 고딕" w:hAnsi="맑은 고딕"/>
+          <w:sz w:val="21"/>
+        </w:rPr>
+        <w:t xml:space="preserve">지시대로 캡처 도구를 설치하니 </w:t>
       </w:r>
       <w:r>
         <w:rPr>
@@ -1368,6 +1391,45 @@
       </w:r>
     </w:p>
     <w:p>
+      <w:r>
+        <w:rPr>
+          <w:rFonts w:ascii="맑은 고딕" w:hAnsi="맑은 고딕"/>
+          <w:sz w:val="21"/>
+        </w:rPr>
+        <w:t xml:space="preserve">34건은 </w:t>
+      </w:r>
+      <w:r>
+        <w:rPr>
+          <w:rFonts w:ascii="맑은 고딕" w:hAnsi="맑은 고딕"/>
+          <w:b/>
+          <w:sz w:val="21"/>
+        </w:rPr>
+        <w:t>AI가 틀린 것과 제가 틀린 것이 섞여</w:t>
+      </w:r>
+      <w:r>
+        <w:rPr>
+          <w:rFonts w:ascii="맑은 고딕" w:hAnsi="맑은 고딕"/>
+          <w:sz w:val="21"/>
+        </w:rPr>
+        <w:t xml:space="preserve"> 있습니다 — 순수 AI 오답(잘못된 주장·틀린 코드)뿐 아니라, 제 지시·설계가 부른 오답과 제가 만든 검증 장치 자체의 결함까지 같은 '오답'으로 박제했습니다. 누구 탓인지보다 </w:t>
+      </w:r>
+      <w:r>
+        <w:rPr>
+          <w:rFonts w:ascii="맑은 고딕" w:hAnsi="맑은 고딕"/>
+          <w:b/>
+          <w:sz w:val="21"/>
+        </w:rPr>
+        <w:t>무엇이 틀렸고 어떻게 걸렸나</w:t>
+      </w:r>
+      <w:r>
+        <w:rPr>
+          <w:rFonts w:ascii="맑은 고딕" w:hAnsi="맑은 고딕"/>
+          <w:sz w:val="21"/>
+        </w:rPr>
+        <w:t>를 남기는 게 목적이라, 귀책을 가르지 않고 모았습니다.</w:t>
+      </w:r>
+    </w:p>
+    <w:p>
       <w:pPr>
         <w:ind w:left="360"/>
       </w:pPr>
@@ -1426,7 +1488,45 @@
           <w:color w:val="555555"/>
           <w:sz w:val="21"/>
         </w:rPr>
-        <w:t>이고, 아래 사례 대부분은 그 확장을 검증하는 과정에서 나왔습니다.</w:t>
+        <w:t xml:space="preserve">이고, 아래 사례 대부분은 그 확장을 검증하는 과정에서 나왔습니다. 다섯 층은 전부 </w:t>
+      </w:r>
+      <w:r>
+        <w:rPr>
+          <w:rFonts w:ascii="맑은 고딕" w:hAnsi="맑은 고딕"/>
+          <w:b/>
+          <w:i/>
+          <w:color w:val="555555"/>
+          <w:sz w:val="21"/>
+        </w:rPr>
+        <w:t>겉으로만 정상인 상태</w:t>
+      </w:r>
+      <w:r>
+        <w:rPr>
+          <w:rFonts w:ascii="맑은 고딕" w:hAnsi="맑은 고딕"/>
+          <w:i/>
+          <w:color w:val="555555"/>
+          <w:sz w:val="21"/>
+        </w:rPr>
+        <w:t xml:space="preserve">(200 OK인데 사용자에겐 깨진·옛·변조된 화면)를 잡는 한 축으로 묶입니다 — L5(보안)는 "해킹당했는데 주인만 모르는" 겉만 정상인 상태라, 확장이지만 </w:t>
+      </w:r>
+      <w:r>
+        <w:rPr>
+          <w:rFonts w:ascii="맑은 고딕" w:hAnsi="맑은 고딕"/>
+          <w:b/>
+          <w:i/>
+          <w:color w:val="555555"/>
+          <w:sz w:val="21"/>
+        </w:rPr>
+        <w:t>같은 문제의식</w:t>
+      </w:r>
+      <w:r>
+        <w:rPr>
+          <w:rFonts w:ascii="맑은 고딕" w:hAnsi="맑은 고딕"/>
+          <w:i/>
+          <w:color w:val="555555"/>
+          <w:sz w:val="21"/>
+        </w:rPr>
+        <w:t>에 속합니다.</w:t>
       </w:r>
     </w:p>
     <w:p>
@@ -3107,6 +3207,68 @@
     </w:tbl>
     <w:p/>
     <w:p>
+      <w:pPr>
+        <w:ind w:left="360"/>
+      </w:pPr>
+      <w:r>
+        <w:rPr>
+          <w:rFonts w:ascii="맑은 고딕" w:hAnsi="맑은 고딕"/>
+          <w:b/>
+          <w:i/>
+          <w:color w:val="555555"/>
+          <w:sz w:val="21"/>
+        </w:rPr>
+        <w:t>한계</w:t>
+      </w:r>
+      <w:r>
+        <w:rPr>
+          <w:rFonts w:ascii="맑은 고딕" w:hAnsi="맑은 고딕"/>
+          <w:i/>
+          <w:color w:val="555555"/>
+          <w:sz w:val="21"/>
+        </w:rPr>
+        <w:t xml:space="preserve">: 각 칸은 </w:t>
+      </w:r>
+      <w:r>
+        <w:rPr>
+          <w:rFonts w:ascii="맑은 고딕" w:hAnsi="맑은 고딕"/>
+          <w:b/>
+          <w:i/>
+          <w:color w:val="555555"/>
+          <w:sz w:val="21"/>
+        </w:rPr>
+        <w:t>셀당 1회 관측</w:t>
+      </w:r>
+      <w:r>
+        <w:rPr>
+          <w:rFonts w:ascii="맑은 고딕" w:hAnsi="맑은 고딕"/>
+          <w:i/>
+          <w:color w:val="555555"/>
+          <w:sz w:val="21"/>
+        </w:rPr>
+        <w:t xml:space="preserve">이라 통계가 아니라 </w:t>
+      </w:r>
+      <w:r>
+        <w:rPr>
+          <w:rFonts w:ascii="맑은 고딕" w:hAnsi="맑은 고딕"/>
+          <w:b/>
+          <w:i/>
+          <w:color w:val="555555"/>
+          <w:sz w:val="21"/>
+        </w:rPr>
+        <w:t>방향성 시사</w:t>
+      </w:r>
+      <w:r>
+        <w:rPr>
+          <w:rFonts w:ascii="맑은 고딕" w:hAnsi="맑은 고딕"/>
+          <w:i/>
+          <w:color w:val="555555"/>
+          <w:sz w:val="21"/>
+        </w:rPr>
+        <w:t>에 그칩니다 — 반복 시행으로 분산을 재지 않았습니다.</w:t>
+      </w:r>
+    </w:p>
+    <w:p>
       <w:r>
         <w:rPr>
           <w:rFonts w:ascii="맑은 고딕" w:hAnsi="맑은 고딕"/>
@@ -4066,7 +4228,7 @@
         <w:pStyle w:val="Heading2"/>
       </w:pPr>
       <w:r>
-        <w:t>5. 못 하는 것 (README에 그대로 적었습니다)</w:t>
+        <w:t>5. 못 하는 것 (핵심 네 건만 옮겼고 전문은 README)</w:t>
       </w:r>
     </w:p>
     <w:p>
